--- a/Оператор автоматических и полуавтоматических станков и линий станков/профессиональной подготовки 15474 Оператор станков/103. ПО_П_ФОС_Оператор станков_2-3_разр ОП.0.0.docx
+++ b/Оператор автоматических и полуавтоматических станков и линий станков/профессиональной подготовки 15474 Оператор станков/103. ПО_П_ФОС_Оператор станков_2-3_разр ОП.0.0.docx
@@ -234,7 +234,7 @@
           <w:rFonts w:ascii="Times New Roman" w:hAnsi="Times New Roman"/>
           <w:sz w:val="28"/>
         </w:rPr>
-        <w:t>Инструкция по охране труда;</w:t>
+        <w:t>A) Инструкция по охране труда;</w:t>
       </w:r>
     </w:p>
     <w:p>
@@ -247,7 +247,7 @@
           <w:rFonts w:ascii="Times New Roman" w:hAnsi="Times New Roman"/>
           <w:sz w:val="28"/>
         </w:rPr>
-        <w:t>Договор аренды производственного помещения;</w:t>
+        <w:t>B) Договор аренды производственного помещения;</w:t>
       </w:r>
     </w:p>
     <w:p>
@@ -260,7 +260,7 @@
           <w:rFonts w:ascii="Times New Roman" w:hAnsi="Times New Roman"/>
           <w:sz w:val="28"/>
         </w:rPr>
-        <w:t>План эвакуации из здания;</w:t>
+        <w:t>C) План эвакуации из здания;</w:t>
       </w:r>
     </w:p>
     <w:p>
@@ -273,7 +273,7 @@
           <w:rFonts w:ascii="Times New Roman" w:hAnsi="Times New Roman"/>
           <w:sz w:val="28"/>
         </w:rPr>
-        <w:t>График ежегодных отпусков работников.</w:t>
+        <w:t>D) График ежегодных отпусков работников.</w:t>
       </w:r>
     </w:p>
     <w:p>
@@ -311,7 +311,7 @@
           <w:rFonts w:ascii="Times New Roman" w:hAnsi="Times New Roman"/>
           <w:sz w:val="28"/>
         </w:rPr>
-        <w:t>Защитные очки, спецодежда и закрытая обувь;</w:t>
+        <w:t>A) Защитные очки, спецодежда и закрытая обувь;</w:t>
       </w:r>
     </w:p>
     <w:p>
@@ -324,7 +324,7 @@
           <w:rFonts w:ascii="Times New Roman" w:hAnsi="Times New Roman"/>
           <w:sz w:val="28"/>
         </w:rPr>
-        <w:t>Солнцезащитные очки и пляжная обувь;</w:t>
+        <w:t>B) Солнцезащитные очки и пляжная обувь;</w:t>
       </w:r>
     </w:p>
     <w:p>
@@ -337,7 +337,7 @@
           <w:rFonts w:ascii="Times New Roman" w:hAnsi="Times New Roman"/>
           <w:sz w:val="28"/>
         </w:rPr>
-        <w:t>Строительная каска и газовый респиратор;</w:t>
+        <w:t>C) Строительная каска и газовый респиратор;</w:t>
       </w:r>
     </w:p>
     <w:p>
@@ -350,7 +350,7 @@
           <w:rFonts w:ascii="Times New Roman" w:hAnsi="Times New Roman"/>
           <w:sz w:val="28"/>
         </w:rPr>
-        <w:t>Беруши и хлопчатобумажные перчатки.</w:t>
+        <w:t>D) Беруши и хлопчатобумажные перчатки.</w:t>
       </w:r>
     </w:p>
     <w:p>
@@ -388,7 +388,7 @@
           <w:rFonts w:ascii="Times New Roman" w:hAnsi="Times New Roman"/>
           <w:sz w:val="28"/>
         </w:rPr>
-        <w:t>Водный;</w:t>
+        <w:t>A) Водный;</w:t>
       </w:r>
     </w:p>
     <w:p>
@@ -401,7 +401,7 @@
           <w:rFonts w:ascii="Times New Roman" w:hAnsi="Times New Roman"/>
           <w:sz w:val="28"/>
         </w:rPr>
-        <w:t>Воздушно-пенный;</w:t>
+        <w:t>B) Воздушно-пенный;</w:t>
       </w:r>
     </w:p>
     <w:p>
@@ -414,7 +414,7 @@
           <w:rFonts w:ascii="Times New Roman" w:hAnsi="Times New Roman"/>
           <w:sz w:val="28"/>
         </w:rPr>
-        <w:t>Хладоновый;</w:t>
+        <w:t>C) Хладоновый;</w:t>
       </w:r>
     </w:p>
     <w:p>
@@ -427,7 +427,7 @@
           <w:rFonts w:ascii="Times New Roman" w:hAnsi="Times New Roman"/>
           <w:sz w:val="28"/>
         </w:rPr>
-        <w:t>Углекислотный.</w:t>
+        <w:t>D) Углекислотный.</w:t>
       </w:r>
     </w:p>
     <w:p>
@@ -465,7 +465,7 @@
           <w:rFonts w:ascii="Times New Roman" w:hAnsi="Times New Roman"/>
           <w:sz w:val="28"/>
         </w:rPr>
-        <w:t>Включить станок без осмотра;</w:t>
+        <w:t>A) Включить станок без осмотра;</w:t>
       </w:r>
     </w:p>
     <w:p>
@@ -478,7 +478,7 @@
           <w:rFonts w:ascii="Times New Roman" w:hAnsi="Times New Roman"/>
           <w:sz w:val="28"/>
         </w:rPr>
-        <w:t>Осмотреть станок и проверить защитные устройства;</w:t>
+        <w:t>B) Осмотреть станок и проверить защитные устройства;</w:t>
       </w:r>
     </w:p>
     <w:p>
@@ -491,7 +491,7 @@
           <w:rFonts w:ascii="Times New Roman" w:hAnsi="Times New Roman"/>
           <w:sz w:val="28"/>
         </w:rPr>
-        <w:t>Сообщить мастеру о выходе на работу;</w:t>
+        <w:t>C) Сообщить мастеру о выходе на работу;</w:t>
       </w:r>
     </w:p>
     <w:p>
@@ -504,7 +504,7 @@
           <w:rFonts w:ascii="Times New Roman" w:hAnsi="Times New Roman"/>
           <w:sz w:val="28"/>
         </w:rPr>
-        <w:t>Протереть оборудование влажной тканью.</w:t>
+        <w:t>D) Протереть оборудование влажной тканью.</w:t>
       </w:r>
     </w:p>
     <w:p>
@@ -542,7 +542,7 @@
           <w:rFonts w:ascii="Times New Roman" w:hAnsi="Times New Roman"/>
           <w:sz w:val="28"/>
         </w:rPr>
-        <w:t>1:2;</w:t>
+        <w:t>A) 1:2;</w:t>
       </w:r>
     </w:p>
     <w:p>
@@ -555,7 +555,7 @@
           <w:rFonts w:ascii="Times New Roman" w:hAnsi="Times New Roman"/>
           <w:sz w:val="28"/>
         </w:rPr>
-        <w:t>2:1;</w:t>
+        <w:t>B) 2:1;</w:t>
       </w:r>
     </w:p>
     <w:p>
@@ -568,7 +568,7 @@
           <w:rFonts w:ascii="Times New Roman" w:hAnsi="Times New Roman"/>
           <w:sz w:val="28"/>
         </w:rPr>
-        <w:t>5:1;</w:t>
+        <w:t>C) 5:1;</w:t>
       </w:r>
     </w:p>
     <w:p>
@@ -581,7 +581,7 @@
           <w:rFonts w:ascii="Times New Roman" w:hAnsi="Times New Roman"/>
           <w:sz w:val="28"/>
         </w:rPr>
-        <w:t>1:1.</w:t>
+        <w:t>D) 1:1.</w:t>
       </w:r>
     </w:p>
     <w:p>
@@ -619,7 +619,7 @@
           <w:rFonts w:ascii="Times New Roman" w:hAnsi="Times New Roman"/>
           <w:sz w:val="28"/>
         </w:rPr>
-        <w:t>Сплошная толстая;</w:t>
+        <w:t>A) Сплошная толстая;</w:t>
       </w:r>
     </w:p>
     <w:p>
@@ -632,7 +632,7 @@
           <w:rFonts w:ascii="Times New Roman" w:hAnsi="Times New Roman"/>
           <w:sz w:val="28"/>
         </w:rPr>
-        <w:t>Штриховая;</w:t>
+        <w:t>B) Штриховая;</w:t>
       </w:r>
     </w:p>
     <w:p>
@@ -645,7 +645,7 @@
           <w:rFonts w:ascii="Times New Roman" w:hAnsi="Times New Roman"/>
           <w:sz w:val="28"/>
         </w:rPr>
-        <w:t>Штрихпунктирная;</w:t>
+        <w:t>C) Штрихпунктирная;</w:t>
       </w:r>
     </w:p>
     <w:p>
@@ -658,7 +658,7 @@
           <w:rFonts w:ascii="Times New Roman" w:hAnsi="Times New Roman"/>
           <w:sz w:val="28"/>
         </w:rPr>
-        <w:t>Волнистая.</w:t>
+        <w:t>D) Волнистая.</w:t>
       </w:r>
     </w:p>
     <w:p>
@@ -696,7 +696,7 @@
           <w:rFonts w:ascii="Times New Roman" w:hAnsi="Times New Roman"/>
           <w:sz w:val="28"/>
         </w:rPr>
-        <w:t>Сборочный;</w:t>
+        <w:t>A) Сборочный;</w:t>
       </w:r>
     </w:p>
     <w:p>
@@ -709,7 +709,7 @@
           <w:rFonts w:ascii="Times New Roman" w:hAnsi="Times New Roman"/>
           <w:sz w:val="28"/>
         </w:rPr>
-        <w:t>Габаритный;</w:t>
+        <w:t>B) Габаритный;</w:t>
       </w:r>
     </w:p>
     <w:p>
@@ -722,7 +722,7 @@
           <w:rFonts w:ascii="Times New Roman" w:hAnsi="Times New Roman"/>
           <w:sz w:val="28"/>
         </w:rPr>
-        <w:t>Кинематическая схема;</w:t>
+        <w:t>C) Кинематическая схема;</w:t>
       </w:r>
     </w:p>
     <w:p>
@@ -735,7 +735,7 @@
           <w:rFonts w:ascii="Times New Roman" w:hAnsi="Times New Roman"/>
           <w:sz w:val="28"/>
         </w:rPr>
-        <w:t>Рабочий чертёж детали.</w:t>
+        <w:t>D) Рабочий чертёж детали.</w:t>
       </w:r>
     </w:p>
     <w:p>
@@ -773,7 +773,7 @@
           <w:rFonts w:ascii="Times New Roman" w:hAnsi="Times New Roman"/>
           <w:sz w:val="28"/>
         </w:rPr>
-        <w:t>Медь;</w:t>
+        <w:t>A) Медь;</w:t>
       </w:r>
     </w:p>
     <w:p>
@@ -786,7 +786,7 @@
           <w:rFonts w:ascii="Times New Roman" w:hAnsi="Times New Roman"/>
           <w:sz w:val="28"/>
         </w:rPr>
-        <w:t>Алюминий;</w:t>
+        <w:t>B) Алюминий;</w:t>
       </w:r>
     </w:p>
     <w:p>
@@ -799,7 +799,7 @@
           <w:rFonts w:ascii="Times New Roman" w:hAnsi="Times New Roman"/>
           <w:sz w:val="28"/>
         </w:rPr>
-        <w:t>Цинк;</w:t>
+        <w:t>C) Цинк;</w:t>
       </w:r>
     </w:p>
     <w:p>
@@ -812,7 +812,7 @@
           <w:rFonts w:ascii="Times New Roman" w:hAnsi="Times New Roman"/>
           <w:sz w:val="28"/>
         </w:rPr>
-        <w:t>Железо.</w:t>
+        <w:t>D) Железо.</w:t>
       </w:r>
     </w:p>
     <w:p>
@@ -850,7 +850,7 @@
           <w:rFonts w:ascii="Times New Roman" w:hAnsi="Times New Roman"/>
           <w:sz w:val="28"/>
         </w:rPr>
-        <w:t>Способность материала выдерживать растяжение;</w:t>
+        <w:t>A) Способность материала выдерживать растяжение;</w:t>
       </w:r>
     </w:p>
     <w:p>
@@ -863,7 +863,7 @@
           <w:rFonts w:ascii="Times New Roman" w:hAnsi="Times New Roman"/>
           <w:sz w:val="28"/>
         </w:rPr>
-        <w:t>Способность материала сопротивляться проникновению в него другого тела;</w:t>
+        <w:t>B) Способность материала сопротивляться проникновению в него другого тела;</w:t>
       </w:r>
     </w:p>
     <w:p>
@@ -876,7 +876,7 @@
           <w:rFonts w:ascii="Times New Roman" w:hAnsi="Times New Roman"/>
           <w:sz w:val="28"/>
         </w:rPr>
-        <w:t>Способность материала восстанавливать форму после деформации;</w:t>
+        <w:t>C) Способность материала восстанавливать форму после деформации;</w:t>
       </w:r>
     </w:p>
     <w:p>
@@ -889,7 +889,7 @@
           <w:rFonts w:ascii="Times New Roman" w:hAnsi="Times New Roman"/>
           <w:sz w:val="28"/>
         </w:rPr>
-        <w:t>Способность материала проводить тепло.</w:t>
+        <w:t>D) Способность материала проводить тепло.</w:t>
       </w:r>
     </w:p>
     <w:p>
@@ -927,7 +927,7 @@
           <w:rFonts w:ascii="Times New Roman" w:hAnsi="Times New Roman"/>
           <w:sz w:val="28"/>
         </w:rPr>
-        <w:t>У8;</w:t>
+        <w:t>A) У8;</w:t>
       </w:r>
     </w:p>
     <w:p>
@@ -940,7 +940,7 @@
           <w:rFonts w:ascii="Times New Roman" w:hAnsi="Times New Roman"/>
           <w:sz w:val="28"/>
         </w:rPr>
-        <w:t>Ст3;</w:t>
+        <w:t>B) Ст3;</w:t>
       </w:r>
     </w:p>
     <w:p>
@@ -953,7 +953,7 @@
           <w:rFonts w:ascii="Times New Roman" w:hAnsi="Times New Roman"/>
           <w:sz w:val="28"/>
         </w:rPr>
-        <w:t>45;</w:t>
+        <w:t>C) 45;</w:t>
       </w:r>
     </w:p>
     <w:p>
@@ -966,7 +966,7 @@
           <w:rFonts w:ascii="Times New Roman" w:hAnsi="Times New Roman"/>
           <w:sz w:val="28"/>
         </w:rPr>
-        <w:t>Р6М5.</w:t>
+        <w:t>D) Р6М5.</w:t>
       </w:r>
     </w:p>
     <w:p>
@@ -1004,7 +1004,7 @@
           <w:rFonts w:ascii="Times New Roman" w:hAnsi="Times New Roman"/>
           <w:sz w:val="28"/>
         </w:rPr>
-        <w:t>Ремённая передача;</w:t>
+        <w:t>A) Ремённая передача;</w:t>
       </w:r>
     </w:p>
     <w:p>
@@ -1017,7 +1017,7 @@
           <w:rFonts w:ascii="Times New Roman" w:hAnsi="Times New Roman"/>
           <w:sz w:val="28"/>
         </w:rPr>
-        <w:t>Зубчатая передача;</w:t>
+        <w:t>B) Зубчатая передача;</w:t>
       </w:r>
     </w:p>
     <w:p>
@@ -1030,7 +1030,7 @@
           <w:rFonts w:ascii="Times New Roman" w:hAnsi="Times New Roman"/>
           <w:sz w:val="28"/>
         </w:rPr>
-        <w:t>Червячная передача;</w:t>
+        <w:t>C) Червячная передача;</w:t>
       </w:r>
     </w:p>
     <w:p>
@@ -1043,7 +1043,7 @@
           <w:rFonts w:ascii="Times New Roman" w:hAnsi="Times New Roman"/>
           <w:sz w:val="28"/>
         </w:rPr>
-        <w:t>Винтовая передача.</w:t>
+        <w:t>D) Винтовая передача.</w:t>
       </w:r>
     </w:p>
     <w:p>
@@ -1081,7 +1081,7 @@
           <w:rFonts w:ascii="Times New Roman" w:hAnsi="Times New Roman"/>
           <w:sz w:val="28"/>
         </w:rPr>
-        <w:t>Скорость движения;</w:t>
+        <w:t>A) Скорость движения;</w:t>
       </w:r>
     </w:p>
     <w:p>
@@ -1094,7 +1094,7 @@
           <w:rFonts w:ascii="Times New Roman" w:hAnsi="Times New Roman"/>
           <w:sz w:val="28"/>
         </w:rPr>
-        <w:t>Крутящий момент;</w:t>
+        <w:t>B) Крутящий момент;</w:t>
       </w:r>
     </w:p>
     <w:p>
@@ -1107,7 +1107,7 @@
           <w:rFonts w:ascii="Times New Roman" w:hAnsi="Times New Roman"/>
           <w:sz w:val="28"/>
         </w:rPr>
-        <w:t>Массу детали;</w:t>
+        <w:t>C) Массу детали;</w:t>
       </w:r>
     </w:p>
     <w:p>
@@ -1120,7 +1120,7 @@
           <w:rFonts w:ascii="Times New Roman" w:hAnsi="Times New Roman"/>
           <w:sz w:val="28"/>
         </w:rPr>
-        <w:t>Температуру нагрева.</w:t>
+        <w:t>D) Температуру нагрева.</w:t>
       </w:r>
     </w:p>
     <w:p>
@@ -1158,7 +1158,7 @@
           <w:rFonts w:ascii="Times New Roman" w:hAnsi="Times New Roman"/>
           <w:sz w:val="28"/>
         </w:rPr>
-        <w:t>Радиальный шариковый;</w:t>
+        <w:t>A) Радиальный шариковый;</w:t>
       </w:r>
     </w:p>
     <w:p>
@@ -1171,7 +1171,7 @@
           <w:rFonts w:ascii="Times New Roman" w:hAnsi="Times New Roman"/>
           <w:sz w:val="28"/>
         </w:rPr>
-        <w:t>Радиально-упорный;</w:t>
+        <w:t>B) Радиально-упорный;</w:t>
       </w:r>
     </w:p>
     <w:p>
@@ -1184,7 +1184,7 @@
           <w:rFonts w:ascii="Times New Roman" w:hAnsi="Times New Roman"/>
           <w:sz w:val="28"/>
         </w:rPr>
-        <w:t>Упорный;</w:t>
+        <w:t>C) Упорный;</w:t>
       </w:r>
     </w:p>
     <w:p>
@@ -1197,7 +1197,7 @@
           <w:rFonts w:ascii="Times New Roman" w:hAnsi="Times New Roman"/>
           <w:sz w:val="28"/>
         </w:rPr>
-        <w:t>Сферический.</w:t>
+        <w:t>D) Сферический.</w:t>
       </w:r>
     </w:p>
     <w:p>
@@ -1235,7 +1235,7 @@
           <w:rFonts w:ascii="Times New Roman" w:hAnsi="Times New Roman"/>
           <w:sz w:val="28"/>
         </w:rPr>
-        <w:t>Разность между верхним и нижним отклонениями;</w:t>
+        <w:t>A) Разность между верхним и нижним отклонениями;</w:t>
       </w:r>
     </w:p>
     <w:p>
@@ -1248,7 +1248,7 @@
           <w:rFonts w:ascii="Times New Roman" w:hAnsi="Times New Roman"/>
           <w:sz w:val="28"/>
         </w:rPr>
-        <w:t>Расстояние между станками в цеху;</w:t>
+        <w:t>B) Расстояние между станками в цеху;</w:t>
       </w:r>
     </w:p>
     <w:p>
@@ -1261,7 +1261,7 @@
           <w:rFonts w:ascii="Times New Roman" w:hAnsi="Times New Roman"/>
           <w:sz w:val="28"/>
         </w:rPr>
-        <w:t>Номинальный размер детали;</w:t>
+        <w:t>C) Номинальный размер детали;</w:t>
       </w:r>
     </w:p>
     <w:p>
@@ -1274,7 +1274,7 @@
           <w:rFonts w:ascii="Times New Roman" w:hAnsi="Times New Roman"/>
           <w:sz w:val="28"/>
         </w:rPr>
-        <w:t>Максимальная температура обработки.</w:t>
+        <w:t>D) Максимальная температура обработки.</w:t>
       </w:r>
     </w:p>
     <w:p>
@@ -1312,7 +1312,7 @@
           <w:rFonts w:ascii="Times New Roman" w:hAnsi="Times New Roman"/>
           <w:sz w:val="28"/>
         </w:rPr>
-        <w:t>Линейка металлическая;</w:t>
+        <w:t>A) Линейка металлическая;</w:t>
       </w:r>
     </w:p>
     <w:p>
@@ -1325,7 +1325,7 @@
           <w:rFonts w:ascii="Times New Roman" w:hAnsi="Times New Roman"/>
           <w:sz w:val="28"/>
         </w:rPr>
-        <w:t>Штангенциркуль ШЦ-I;</w:t>
+        <w:t>B) Штангенциркуль ШЦ-I;</w:t>
       </w:r>
     </w:p>
     <w:p>
@@ -1338,7 +1338,7 @@
           <w:rFonts w:ascii="Times New Roman" w:hAnsi="Times New Roman"/>
           <w:sz w:val="28"/>
         </w:rPr>
-        <w:t>Микрометр гладкий;</w:t>
+        <w:t>C) Микрометр гладкий;</w:t>
       </w:r>
     </w:p>
     <w:p>
@@ -1351,7 +1351,7 @@
           <w:rFonts w:ascii="Times New Roman" w:hAnsi="Times New Roman"/>
           <w:sz w:val="28"/>
         </w:rPr>
-        <w:t>Угломер.</w:t>
+        <w:t>D) Угломер.</w:t>
       </w:r>
     </w:p>
     <w:p>
@@ -1389,7 +1389,7 @@
           <w:rFonts w:ascii="Times New Roman" w:hAnsi="Times New Roman"/>
           <w:sz w:val="28"/>
         </w:rPr>
-        <w:t>Скользящая;</w:t>
+        <w:t>A) Скользящая;</w:t>
       </w:r>
     </w:p>
     <w:p>
@@ -1402,7 +1402,7 @@
           <w:rFonts w:ascii="Times New Roman" w:hAnsi="Times New Roman"/>
           <w:sz w:val="28"/>
         </w:rPr>
-        <w:t>Переходная;</w:t>
+        <w:t>B) Переходная;</w:t>
       </w:r>
     </w:p>
     <w:p>
@@ -1415,7 +1415,7 @@
           <w:rFonts w:ascii="Times New Roman" w:hAnsi="Times New Roman"/>
           <w:sz w:val="28"/>
         </w:rPr>
-        <w:t>С натягом;</w:t>
+        <w:t>C) С натягом;</w:t>
       </w:r>
     </w:p>
     <w:p>
@@ -1428,7 +1428,7 @@
           <w:rFonts w:ascii="Times New Roman" w:hAnsi="Times New Roman"/>
           <w:sz w:val="28"/>
         </w:rPr>
-        <w:t>Свободная.</w:t>
+        <w:t>D) Свободная.</w:t>
       </w:r>
     </w:p>
     <w:p>
@@ -1466,7 +1466,7 @@
           <w:rFonts w:ascii="Times New Roman" w:hAnsi="Times New Roman"/>
           <w:sz w:val="28"/>
         </w:rPr>
-        <w:t>Литьё;</w:t>
+        <w:t>A) Литьё;</w:t>
       </w:r>
     </w:p>
     <w:p>
@@ -1479,7 +1479,7 @@
           <w:rFonts w:ascii="Times New Roman" w:hAnsi="Times New Roman"/>
           <w:sz w:val="28"/>
         </w:rPr>
-        <w:t>Штамповка;</w:t>
+        <w:t>B) Штамповка;</w:t>
       </w:r>
     </w:p>
     <w:p>
@@ -1492,7 +1492,7 @@
           <w:rFonts w:ascii="Times New Roman" w:hAnsi="Times New Roman"/>
           <w:sz w:val="28"/>
         </w:rPr>
-        <w:t>Точение;</w:t>
+        <w:t>C) Точение;</w:t>
       </w:r>
     </w:p>
     <w:p>
@@ -1505,7 +1505,7 @@
           <w:rFonts w:ascii="Times New Roman" w:hAnsi="Times New Roman"/>
           <w:sz w:val="28"/>
         </w:rPr>
-        <w:t>Сварка.</w:t>
+        <w:t>D) Сварка.</w:t>
       </w:r>
     </w:p>
     <w:p>
@@ -1543,7 +1543,7 @@
           <w:rFonts w:ascii="Times New Roman" w:hAnsi="Times New Roman"/>
           <w:sz w:val="28"/>
         </w:rPr>
-        <w:t>Припуск;</w:t>
+        <w:t>A) Припуск;</w:t>
       </w:r>
     </w:p>
     <w:p>
@@ -1556,7 +1556,7 @@
           <w:rFonts w:ascii="Times New Roman" w:hAnsi="Times New Roman"/>
           <w:sz w:val="28"/>
         </w:rPr>
-        <w:t>Допуск;</w:t>
+        <w:t>B) Допуск;</w:t>
       </w:r>
     </w:p>
     <w:p>
@@ -1569,7 +1569,7 @@
           <w:rFonts w:ascii="Times New Roman" w:hAnsi="Times New Roman"/>
           <w:sz w:val="28"/>
         </w:rPr>
-        <w:t>Шероховатость;</w:t>
+        <w:t>C) Шероховатость;</w:t>
       </w:r>
     </w:p>
     <w:p>
@@ -1582,7 +1582,7 @@
           <w:rFonts w:ascii="Times New Roman" w:hAnsi="Times New Roman"/>
           <w:sz w:val="28"/>
         </w:rPr>
-        <w:t>Квалитет.</w:t>
+        <w:t>D) Квалитет.</w:t>
       </w:r>
     </w:p>
     <w:p>
@@ -1620,7 +1620,7 @@
           <w:rFonts w:ascii="Times New Roman" w:hAnsi="Times New Roman"/>
           <w:sz w:val="28"/>
         </w:rPr>
-        <w:t>Фрезерование;</w:t>
+        <w:t>A) Фрезерование;</w:t>
       </w:r>
     </w:p>
     <w:p>
@@ -1633,7 +1633,7 @@
           <w:rFonts w:ascii="Times New Roman" w:hAnsi="Times New Roman"/>
           <w:sz w:val="28"/>
         </w:rPr>
-        <w:t>Строгание;</w:t>
+        <w:t>B) Строгание;</w:t>
       </w:r>
     </w:p>
     <w:p>
@@ -1646,7 +1646,7 @@
           <w:rFonts w:ascii="Times New Roman" w:hAnsi="Times New Roman"/>
           <w:sz w:val="28"/>
         </w:rPr>
-        <w:t>Шлифование;</w:t>
+        <w:t>C) Шлифование;</w:t>
       </w:r>
     </w:p>
     <w:p>
@@ -1659,7 +1659,7 @@
           <w:rFonts w:ascii="Times New Roman" w:hAnsi="Times New Roman"/>
           <w:sz w:val="28"/>
         </w:rPr>
-        <w:t>Сверление.</w:t>
+        <w:t>D) Сверление.</w:t>
       </w:r>
     </w:p>
     <w:p>
@@ -1697,7 +1697,7 @@
           <w:rFonts w:ascii="Times New Roman" w:hAnsi="Times New Roman"/>
           <w:sz w:val="28"/>
         </w:rPr>
-        <w:t>I группа;</w:t>
+        <w:t>A) I группа;</w:t>
       </w:r>
     </w:p>
     <w:p>
@@ -1710,7 +1710,7 @@
           <w:rFonts w:ascii="Times New Roman" w:hAnsi="Times New Roman"/>
           <w:sz w:val="28"/>
         </w:rPr>
-        <w:t>II группа;</w:t>
+        <w:t>B) II группа;</w:t>
       </w:r>
     </w:p>
     <w:p>
@@ -1723,7 +1723,7 @@
           <w:rFonts w:ascii="Times New Roman" w:hAnsi="Times New Roman"/>
           <w:sz w:val="28"/>
         </w:rPr>
-        <w:t>IV группа;</w:t>
+        <w:t>C) IV группа;</w:t>
       </w:r>
     </w:p>
     <w:p>
@@ -1736,7 +1736,7 @@
           <w:rFonts w:ascii="Times New Roman" w:hAnsi="Times New Roman"/>
           <w:sz w:val="28"/>
         </w:rPr>
-        <w:t>III группа.</w:t>
+        <w:t>D) III группа.</w:t>
       </w:r>
     </w:p>
     <w:p>

--- a/Оператор автоматических и полуавтоматических станков и линий станков/профессиональной подготовки 15474 Оператор станков/103. ПО_П_ФОС_Оператор станков_2-3_разр ОП.0.0.docx
+++ b/Оператор автоматических и полуавтоматических станков и линий станков/профессиональной подготовки 15474 Оператор станков/103. ПО_П_ФОС_Оператор станков_2-3_разр ОП.0.0.docx
@@ -414,7 +414,7 @@
           <w:rFonts w:ascii="Times New Roman" w:hAnsi="Times New Roman"/>
           <w:sz w:val="28"/>
         </w:rPr>
-        <w:t>C) Хладоновый;</w:t>
+        <w:t>C) Воздушно-водяной;</w:t>
       </w:r>
     </w:p>
     <w:p>
@@ -683,7 +683,7 @@
           <w:rFonts w:ascii="Times New Roman" w:hAnsi="Times New Roman"/>
           <w:sz w:val="28"/>
         </w:rPr>
-        <w:t>7. Какой вид чертежа показывает форму и размеры отдельной детали?</w:t>
+        <w:t>7. Какой вид чертежа содержит информацию для изготовления и контроля изделия?</w:t>
       </w:r>
     </w:p>
     <w:p>
@@ -748,7 +748,7 @@
           <w:rFonts w:ascii="Times New Roman" w:hAnsi="Times New Roman"/>
           <w:sz w:val="28"/>
         </w:rPr>
-        <w:t>Правильный ответ под номером: C</w:t>
+        <w:t>Правильный ответ под номером: D</w:t>
       </w:r>
     </w:p>
     <w:p>

--- a/Оператор автоматических и полуавтоматических станков и линий станков/профессиональной подготовки 15474 Оператор станков/103. ПО_П_ФОС_Оператор станков_2-3_разр ОП.0.0.docx
+++ b/Оператор автоматических и полуавтоматических станков и линий станков/профессиональной подготовки 15474 Оператор станков/103. ПО_П_ФОС_Оператор станков_2-3_разр ОП.0.0.docx
@@ -2,1759 +2,1197 @@
 <file path=word/document.xml><?xml version="1.0" encoding="utf-8"?>
 <w:document xmlns:wpc="http://schemas.microsoft.com/office/word/2010/wordprocessingCanvas" xmlns:mo="http://schemas.microsoft.com/office/mac/office/2008/main" xmlns:mc="http://schemas.openxmlformats.org/markup-compatibility/2006" xmlns:mv="urn:schemas-microsoft-com:mac:vml" xmlns:o="urn:schemas-microsoft-com:office:office" xmlns:r="http://schemas.openxmlformats.org/officeDocument/2006/relationships" xmlns:m="http://schemas.openxmlformats.org/officeDocument/2006/math" xmlns:v="urn:schemas-microsoft-com:vml" xmlns:wp14="http://schemas.microsoft.com/office/word/2010/wordprocessingDrawing" xmlns:wp="http://schemas.openxmlformats.org/drawingml/2006/wordprocessingDrawing" xmlns:w10="urn:schemas-microsoft-com:office:word" xmlns:w="http://schemas.openxmlformats.org/wordprocessingml/2006/main" xmlns:w14="http://schemas.microsoft.com/office/word/2010/wordml" xmlns:wpg="http://schemas.microsoft.com/office/word/2010/wordprocessingGroup" xmlns:wpi="http://schemas.microsoft.com/office/word/2010/wordprocessingInk" xmlns:wne="http://schemas.microsoft.com/office/word/2006/wordml" xmlns:wps="http://schemas.microsoft.com/office/word/2010/wordprocessingShape" mc:Ignorable="w14 wp14">
   <w:body>
-    <w:tbl>
-      <w:tblPr>
-        <w:tblW w:type="auto" w:w="0"/>
+    <w:p>
+      <w:pPr>
+        <w:spacing w:after="0" w:before="0"/>
+      </w:pPr>
+    </w:p>
+    <w:p>
+      <w:pPr>
+        <w:spacing w:after="0" w:before="0"/>
+      </w:pPr>
+    </w:p>
+    <w:p>
+      <w:pPr>
+        <w:spacing w:after="0" w:before="0"/>
+      </w:pPr>
+    </w:p>
+    <w:p>
+      <w:pPr>
+        <w:spacing w:after="0" w:before="0"/>
         <w:jc w:val="center"/>
-        <w:tblLook w:firstColumn="1" w:firstRow="1" w:lastColumn="0" w:lastRow="0" w:noHBand="0" w:noVBand="1" w:val="04A0"/>
-        <w:tblBorders>
-          <w:top w:val="none" w:sz="0" w:space="0" w:color="auto"/>
-          <w:left w:val="none" w:sz="0" w:space="0" w:color="auto"/>
-          <w:bottom w:val="none" w:sz="0" w:space="0" w:color="auto"/>
-          <w:right w:val="none" w:sz="0" w:space="0" w:color="auto"/>
-          <w:insideH w:val="none" w:sz="0" w:space="0" w:color="auto"/>
-          <w:insideV w:val="none" w:sz="0" w:space="0" w:color="auto"/>
-        </w:tblBorders>
-      </w:tblPr>
-      <w:tblGrid>
-        <w:gridCol w:w="3307"/>
-        <w:gridCol w:w="3307"/>
-        <w:gridCol w:w="3307"/>
-      </w:tblGrid>
-      <w:tr>
-        <w:tc>
-          <w:tcPr>
-            <w:tcW w:type="dxa" w:w="4361"/>
-          </w:tcPr>
-          <w:p>
-            <w:pPr>
-              <w:jc w:val="left"/>
-            </w:pPr>
-            <w:r/>
-            <w:r>
-              <w:rPr>
-                <w:rFonts w:ascii="Times New Roman" w:hAnsi="Times New Roman"/>
-                <w:b/>
-                <w:sz w:val="26"/>
-              </w:rPr>
-              <w:t>ПРИНЯТО</w:t>
-            </w:r>
-            <w:r>
-              <w:rPr>
-                <w:rFonts w:ascii="Times New Roman" w:hAnsi="Times New Roman"/>
-                <w:sz w:val="26"/>
-              </w:rPr>
-              <w:br/>
-              <w:t>и рекомендовано к утверждению решением педсовета</w:t>
-            </w:r>
-            <w:r>
-              <w:rPr>
-                <w:rFonts w:ascii="Times New Roman" w:hAnsi="Times New Roman"/>
-                <w:sz w:val="26"/>
-              </w:rPr>
-              <w:br/>
-              <w:t>Протокол от __№__</w:t>
-            </w:r>
-          </w:p>
-        </w:tc>
-        <w:tc>
-          <w:tcPr>
-            <w:tcW w:type="dxa" w:w="918"/>
-          </w:tcPr>
-          <w:p>
-            <w:r/>
-          </w:p>
-        </w:tc>
-        <w:tc>
-          <w:tcPr>
-            <w:tcW w:type="dxa" w:w="4399"/>
-          </w:tcPr>
-          <w:p>
-            <w:pPr>
-              <w:jc w:val="left"/>
-            </w:pPr>
-            <w:r/>
-            <w:r>
-              <w:rPr>
-                <w:rFonts w:ascii="Times New Roman" w:hAnsi="Times New Roman"/>
-                <w:b/>
-                <w:sz w:val="26"/>
-              </w:rPr>
-              <w:t>УТВЕРЖДАЮ:</w:t>
-            </w:r>
-            <w:r>
-              <w:rPr>
-                <w:rFonts w:ascii="Times New Roman" w:hAnsi="Times New Roman"/>
-                <w:sz w:val="26"/>
-              </w:rPr>
-              <w:br/>
-              <w:t>Директор ООО УЦ «ПрофСтрой»</w:t>
-            </w:r>
-            <w:r>
-              <w:rPr>
-                <w:rFonts w:ascii="Times New Roman" w:hAnsi="Times New Roman"/>
-                <w:sz w:val="26"/>
-              </w:rPr>
-              <w:br/>
-              <w:t>________________ Бастрюкова Г.А.</w:t>
-            </w:r>
-            <w:r>
-              <w:rPr>
-                <w:rFonts w:ascii="Times New Roman" w:hAnsi="Times New Roman"/>
-                <w:sz w:val="26"/>
-              </w:rPr>
-              <w:br/>
-              <w:t>Приказ от «__» _______20__ № ___</w:t>
-            </w:r>
-          </w:p>
-        </w:tc>
-      </w:tr>
-      <w:tr>
-        <w:tc>
-          <w:tcPr>
-            <w:tcW w:type="dxa" w:w="4361"/>
-          </w:tcPr>
-          <w:p/>
-        </w:tc>
-        <w:tc>
-          <w:tcPr>
-            <w:tcW w:type="dxa" w:w="918"/>
-          </w:tcPr>
-          <w:p/>
-        </w:tc>
-        <w:tc>
-          <w:tcPr>
-            <w:tcW w:type="dxa" w:w="4399"/>
-          </w:tcPr>
-          <w:p/>
-        </w:tc>
-      </w:tr>
-    </w:tbl>
-    <w:p/>
-    <w:p/>
-    <w:p/>
-    <w:p>
-      <w:pPr>
-        <w:jc w:val="right"/>
       </w:pPr>
       <w:r>
         <w:rPr>
-          <w:rFonts w:ascii="Times New Roman" w:hAnsi="Times New Roman"/>
           <w:b/>
-          <w:sz w:val="28"/>
         </w:rPr>
         <w:t>Приложение 4.1</w:t>
       </w:r>
     </w:p>
     <w:p>
       <w:pPr>
+        <w:spacing w:after="0" w:before="0"/>
         <w:jc w:val="center"/>
       </w:pPr>
       <w:r>
         <w:rPr>
-          <w:rFonts w:ascii="Times New Roman" w:hAnsi="Times New Roman"/>
           <w:b/>
-          <w:sz w:val="28"/>
         </w:rPr>
         <w:t>Фонд оценочных средств</w:t>
       </w:r>
     </w:p>
     <w:p>
       <w:pPr>
-        <w:jc w:val="center"/>
+        <w:spacing w:after="0" w:before="0"/>
       </w:pPr>
       <w:r>
-        <w:rPr>
-          <w:rFonts w:ascii="Times New Roman" w:hAnsi="Times New Roman"/>
-          <w:b/>
-          <w:sz w:val="28"/>
-        </w:rPr>
         <w:t>промежуточной аттестации по общепрофессиональному циклу (ОП.0.0.)</w:t>
       </w:r>
     </w:p>
     <w:p>
       <w:pPr>
+        <w:spacing w:after="0" w:before="0"/>
         <w:jc w:val="center"/>
       </w:pPr>
       <w:r>
         <w:rPr>
-          <w:rFonts w:ascii="Times New Roman" w:hAnsi="Times New Roman"/>
           <w:b/>
-          <w:sz w:val="28"/>
         </w:rPr>
         <w:t>по основной программе профессионального обучения</w:t>
       </w:r>
     </w:p>
     <w:p>
       <w:pPr>
+        <w:spacing w:after="0" w:before="0"/>
         <w:jc w:val="center"/>
       </w:pPr>
       <w:r>
         <w:rPr>
-          <w:rFonts w:ascii="Times New Roman" w:hAnsi="Times New Roman"/>
           <w:b/>
-          <w:sz w:val="28"/>
         </w:rPr>
         <w:t>(профессиональной подготовки)</w:t>
       </w:r>
     </w:p>
     <w:p>
       <w:pPr>
+        <w:spacing w:after="0" w:before="0"/>
         <w:jc w:val="center"/>
       </w:pPr>
       <w:r>
         <w:rPr>
-          <w:rFonts w:ascii="Times New Roman" w:hAnsi="Times New Roman"/>
           <w:b/>
-          <w:sz w:val="28"/>
         </w:rPr>
         <w:t>по профессии «Оператор автоматических и полуавтоматических станков и линий станков»</w:t>
       </w:r>
     </w:p>
-    <w:p/>
     <w:p>
       <w:pPr>
-        <w:jc w:val="left"/>
+        <w:spacing w:after="0" w:before="0"/>
+      </w:pPr>
+    </w:p>
+    <w:p>
+      <w:pPr>
+        <w:spacing w:after="0" w:before="60"/>
       </w:pPr>
       <w:r>
-        <w:rPr>
-          <w:rFonts w:ascii="Times New Roman" w:hAnsi="Times New Roman"/>
-          <w:sz w:val="28"/>
-        </w:rPr>
         <w:t>1. Какой локальный документ, разрабатываемый работодателем, устанавливает требования безопасности при выполнении конкретных работ?</w:t>
       </w:r>
     </w:p>
     <w:p>
       <w:pPr>
-        <w:pStyle w:val="ListParagraph"/>
-        <w:jc w:val="both"/>
+        <w:spacing w:after="0" w:before="0"/>
+        <w:ind w:left="567"/>
       </w:pPr>
       <w:r>
-        <w:rPr>
-          <w:rFonts w:ascii="Times New Roman" w:hAnsi="Times New Roman"/>
-          <w:sz w:val="28"/>
-        </w:rPr>
         <w:t>A) Инструкция по охране труда;</w:t>
       </w:r>
     </w:p>
     <w:p>
       <w:pPr>
-        <w:pStyle w:val="ListParagraph"/>
-        <w:jc w:val="both"/>
+        <w:spacing w:after="0" w:before="0"/>
+        <w:ind w:left="567"/>
       </w:pPr>
       <w:r>
-        <w:rPr>
-          <w:rFonts w:ascii="Times New Roman" w:hAnsi="Times New Roman"/>
-          <w:sz w:val="28"/>
-        </w:rPr>
         <w:t>B) Договор аренды производственного помещения;</w:t>
       </w:r>
     </w:p>
     <w:p>
       <w:pPr>
-        <w:pStyle w:val="ListParagraph"/>
-        <w:jc w:val="both"/>
+        <w:spacing w:after="0" w:before="0"/>
+        <w:ind w:left="567"/>
       </w:pPr>
       <w:r>
-        <w:rPr>
-          <w:rFonts w:ascii="Times New Roman" w:hAnsi="Times New Roman"/>
-          <w:sz w:val="28"/>
-        </w:rPr>
         <w:t>C) План эвакуации из здания;</w:t>
       </w:r>
     </w:p>
     <w:p>
       <w:pPr>
-        <w:pStyle w:val="ListParagraph"/>
-        <w:jc w:val="both"/>
+        <w:spacing w:after="0" w:before="0"/>
+        <w:ind w:left="567"/>
       </w:pPr>
       <w:r>
-        <w:rPr>
-          <w:rFonts w:ascii="Times New Roman" w:hAnsi="Times New Roman"/>
-          <w:sz w:val="28"/>
-        </w:rPr>
         <w:t>D) График ежегодных отпусков работников.</w:t>
       </w:r>
     </w:p>
     <w:p>
       <w:pPr>
-        <w:ind w:left="720"/>
-        <w:jc w:val="both"/>
+        <w:spacing w:after="80" w:before="0"/>
       </w:pPr>
       <w:r>
         <w:rPr>
-          <w:rFonts w:ascii="Times New Roman" w:hAnsi="Times New Roman"/>
-          <w:sz w:val="28"/>
+          <w:b/>
         </w:rPr>
         <w:t>Правильный ответ под номером: A</w:t>
       </w:r>
     </w:p>
     <w:p>
       <w:pPr>
-        <w:jc w:val="left"/>
+        <w:spacing w:after="0" w:before="60"/>
       </w:pPr>
       <w:r>
-        <w:rPr>
-          <w:rFonts w:ascii="Times New Roman" w:hAnsi="Times New Roman"/>
-          <w:sz w:val="28"/>
-        </w:rPr>
         <w:t>2. Какие средства индивидуальной защиты должны применяться при работе на металлорежущих станках?</w:t>
       </w:r>
     </w:p>
     <w:p>
       <w:pPr>
-        <w:pStyle w:val="ListParagraph"/>
-        <w:jc w:val="both"/>
+        <w:spacing w:after="0" w:before="0"/>
+        <w:ind w:left="567"/>
       </w:pPr>
       <w:r>
-        <w:rPr>
-          <w:rFonts w:ascii="Times New Roman" w:hAnsi="Times New Roman"/>
-          <w:sz w:val="28"/>
-        </w:rPr>
         <w:t>A) Защитные очки, спецодежда и закрытая обувь;</w:t>
       </w:r>
     </w:p>
     <w:p>
       <w:pPr>
-        <w:pStyle w:val="ListParagraph"/>
-        <w:jc w:val="both"/>
+        <w:spacing w:after="0" w:before="0"/>
+        <w:ind w:left="567"/>
       </w:pPr>
       <w:r>
-        <w:rPr>
-          <w:rFonts w:ascii="Times New Roman" w:hAnsi="Times New Roman"/>
-          <w:sz w:val="28"/>
-        </w:rPr>
         <w:t>B) Солнцезащитные очки и пляжная обувь;</w:t>
       </w:r>
     </w:p>
     <w:p>
       <w:pPr>
-        <w:pStyle w:val="ListParagraph"/>
-        <w:jc w:val="both"/>
+        <w:spacing w:after="0" w:before="0"/>
+        <w:ind w:left="567"/>
       </w:pPr>
       <w:r>
-        <w:rPr>
-          <w:rFonts w:ascii="Times New Roman" w:hAnsi="Times New Roman"/>
-          <w:sz w:val="28"/>
-        </w:rPr>
         <w:t>C) Строительная каска и газовый респиратор;</w:t>
       </w:r>
     </w:p>
     <w:p>
       <w:pPr>
-        <w:pStyle w:val="ListParagraph"/>
-        <w:jc w:val="both"/>
+        <w:spacing w:after="0" w:before="0"/>
+        <w:ind w:left="567"/>
       </w:pPr>
       <w:r>
-        <w:rPr>
-          <w:rFonts w:ascii="Times New Roman" w:hAnsi="Times New Roman"/>
-          <w:sz w:val="28"/>
-        </w:rPr>
         <w:t>D) Беруши и хлопчатобумажные перчатки.</w:t>
       </w:r>
     </w:p>
     <w:p>
       <w:pPr>
-        <w:ind w:left="720"/>
-        <w:jc w:val="both"/>
+        <w:spacing w:after="80" w:before="0"/>
       </w:pPr>
       <w:r>
         <w:rPr>
-          <w:rFonts w:ascii="Times New Roman" w:hAnsi="Times New Roman"/>
-          <w:sz w:val="28"/>
+          <w:b/>
         </w:rPr>
         <w:t>Правильный ответ под номером: A</w:t>
       </w:r>
     </w:p>
     <w:p>
       <w:pPr>
-        <w:jc w:val="left"/>
+        <w:spacing w:after="0" w:before="60"/>
       </w:pPr>
       <w:r>
-        <w:rPr>
-          <w:rFonts w:ascii="Times New Roman" w:hAnsi="Times New Roman"/>
-          <w:sz w:val="28"/>
-        </w:rPr>
         <w:t>3. Какой огнетушитель допускается применять для тушения пожаров в электроустановках напряжением до 1000 В?</w:t>
       </w:r>
     </w:p>
     <w:p>
       <w:pPr>
-        <w:pStyle w:val="ListParagraph"/>
-        <w:jc w:val="both"/>
+        <w:spacing w:after="0" w:before="0"/>
+        <w:ind w:left="567"/>
       </w:pPr>
       <w:r>
-        <w:rPr>
-          <w:rFonts w:ascii="Times New Roman" w:hAnsi="Times New Roman"/>
-          <w:sz w:val="28"/>
-        </w:rPr>
         <w:t>A) Водный;</w:t>
       </w:r>
     </w:p>
     <w:p>
       <w:pPr>
-        <w:pStyle w:val="ListParagraph"/>
-        <w:jc w:val="both"/>
+        <w:spacing w:after="0" w:before="0"/>
+        <w:ind w:left="567"/>
       </w:pPr>
       <w:r>
-        <w:rPr>
-          <w:rFonts w:ascii="Times New Roman" w:hAnsi="Times New Roman"/>
-          <w:sz w:val="28"/>
-        </w:rPr>
         <w:t>B) Воздушно-пенный;</w:t>
       </w:r>
     </w:p>
     <w:p>
       <w:pPr>
-        <w:pStyle w:val="ListParagraph"/>
-        <w:jc w:val="both"/>
+        <w:spacing w:after="0" w:before="0"/>
+        <w:ind w:left="567"/>
       </w:pPr>
       <w:r>
-        <w:rPr>
-          <w:rFonts w:ascii="Times New Roman" w:hAnsi="Times New Roman"/>
-          <w:sz w:val="28"/>
-        </w:rPr>
         <w:t>C) Воздушно-водяной;</w:t>
       </w:r>
     </w:p>
     <w:p>
       <w:pPr>
-        <w:pStyle w:val="ListParagraph"/>
-        <w:jc w:val="both"/>
+        <w:spacing w:after="0" w:before="0"/>
+        <w:ind w:left="567"/>
       </w:pPr>
       <w:r>
-        <w:rPr>
-          <w:rFonts w:ascii="Times New Roman" w:hAnsi="Times New Roman"/>
-          <w:sz w:val="28"/>
-        </w:rPr>
         <w:t>D) Углекислотный.</w:t>
       </w:r>
     </w:p>
     <w:p>
       <w:pPr>
-        <w:ind w:left="720"/>
-        <w:jc w:val="both"/>
+        <w:spacing w:after="80" w:before="0"/>
       </w:pPr>
       <w:r>
         <w:rPr>
-          <w:rFonts w:ascii="Times New Roman" w:hAnsi="Times New Roman"/>
-          <w:sz w:val="28"/>
+          <w:b/>
         </w:rPr>
         <w:t>Правильный ответ под номером: D</w:t>
       </w:r>
     </w:p>
     <w:p>
       <w:pPr>
-        <w:jc w:val="left"/>
+        <w:spacing w:after="0" w:before="60"/>
       </w:pPr>
       <w:r>
-        <w:rPr>
-          <w:rFonts w:ascii="Times New Roman" w:hAnsi="Times New Roman"/>
-          <w:sz w:val="28"/>
-        </w:rPr>
         <w:t>4. Что необходимо выполнить перед началом работы на станке?</w:t>
       </w:r>
     </w:p>
     <w:p>
       <w:pPr>
-        <w:pStyle w:val="ListParagraph"/>
-        <w:jc w:val="both"/>
+        <w:spacing w:after="0" w:before="0"/>
+        <w:ind w:left="567"/>
       </w:pPr>
       <w:r>
-        <w:rPr>
-          <w:rFonts w:ascii="Times New Roman" w:hAnsi="Times New Roman"/>
-          <w:sz w:val="28"/>
-        </w:rPr>
         <w:t>A) Включить станок без осмотра;</w:t>
       </w:r>
     </w:p>
     <w:p>
       <w:pPr>
-        <w:pStyle w:val="ListParagraph"/>
-        <w:jc w:val="both"/>
+        <w:spacing w:after="0" w:before="0"/>
+        <w:ind w:left="567"/>
       </w:pPr>
       <w:r>
-        <w:rPr>
-          <w:rFonts w:ascii="Times New Roman" w:hAnsi="Times New Roman"/>
-          <w:sz w:val="28"/>
-        </w:rPr>
         <w:t>B) Осмотреть станок и проверить защитные устройства;</w:t>
       </w:r>
     </w:p>
     <w:p>
       <w:pPr>
-        <w:pStyle w:val="ListParagraph"/>
-        <w:jc w:val="both"/>
+        <w:spacing w:after="0" w:before="0"/>
+        <w:ind w:left="567"/>
       </w:pPr>
       <w:r>
-        <w:rPr>
-          <w:rFonts w:ascii="Times New Roman" w:hAnsi="Times New Roman"/>
-          <w:sz w:val="28"/>
-        </w:rPr>
         <w:t>C) Сообщить мастеру о выходе на работу;</w:t>
       </w:r>
     </w:p>
     <w:p>
       <w:pPr>
-        <w:pStyle w:val="ListParagraph"/>
-        <w:jc w:val="both"/>
+        <w:spacing w:after="0" w:before="0"/>
+        <w:ind w:left="567"/>
       </w:pPr>
       <w:r>
-        <w:rPr>
-          <w:rFonts w:ascii="Times New Roman" w:hAnsi="Times New Roman"/>
-          <w:sz w:val="28"/>
-        </w:rPr>
         <w:t>D) Протереть оборудование влажной тканью.</w:t>
       </w:r>
     </w:p>
     <w:p>
       <w:pPr>
-        <w:ind w:left="720"/>
-        <w:jc w:val="both"/>
+        <w:spacing w:after="80" w:before="0"/>
       </w:pPr>
       <w:r>
         <w:rPr>
-          <w:rFonts w:ascii="Times New Roman" w:hAnsi="Times New Roman"/>
-          <w:sz w:val="28"/>
+          <w:b/>
         </w:rPr>
         <w:t>Правильный ответ под номером: B</w:t>
       </w:r>
     </w:p>
     <w:p>
       <w:pPr>
-        <w:jc w:val="left"/>
+        <w:spacing w:after="0" w:before="60"/>
       </w:pPr>
       <w:r>
-        <w:rPr>
-          <w:rFonts w:ascii="Times New Roman" w:hAnsi="Times New Roman"/>
-          <w:sz w:val="28"/>
-        </w:rPr>
         <w:t>5. Какой масштаб используется для изображения детали на чертеже в натуральную величину?</w:t>
       </w:r>
     </w:p>
     <w:p>
       <w:pPr>
-        <w:pStyle w:val="ListParagraph"/>
-        <w:jc w:val="both"/>
+        <w:spacing w:after="0" w:before="0"/>
+        <w:ind w:left="567"/>
       </w:pPr>
       <w:r>
-        <w:rPr>
-          <w:rFonts w:ascii="Times New Roman" w:hAnsi="Times New Roman"/>
-          <w:sz w:val="28"/>
-        </w:rPr>
         <w:t>A) 1:2;</w:t>
       </w:r>
     </w:p>
     <w:p>
       <w:pPr>
-        <w:pStyle w:val="ListParagraph"/>
-        <w:jc w:val="both"/>
+        <w:spacing w:after="0" w:before="0"/>
+        <w:ind w:left="567"/>
       </w:pPr>
       <w:r>
-        <w:rPr>
-          <w:rFonts w:ascii="Times New Roman" w:hAnsi="Times New Roman"/>
-          <w:sz w:val="28"/>
-        </w:rPr>
         <w:t>B) 2:1;</w:t>
       </w:r>
     </w:p>
     <w:p>
       <w:pPr>
-        <w:pStyle w:val="ListParagraph"/>
-        <w:jc w:val="both"/>
+        <w:spacing w:after="0" w:before="0"/>
+        <w:ind w:left="567"/>
       </w:pPr>
       <w:r>
-        <w:rPr>
-          <w:rFonts w:ascii="Times New Roman" w:hAnsi="Times New Roman"/>
-          <w:sz w:val="28"/>
-        </w:rPr>
         <w:t>C) 5:1;</w:t>
       </w:r>
     </w:p>
     <w:p>
       <w:pPr>
-        <w:pStyle w:val="ListParagraph"/>
-        <w:jc w:val="both"/>
+        <w:spacing w:after="0" w:before="0"/>
+        <w:ind w:left="567"/>
       </w:pPr>
       <w:r>
-        <w:rPr>
-          <w:rFonts w:ascii="Times New Roman" w:hAnsi="Times New Roman"/>
-          <w:sz w:val="28"/>
-        </w:rPr>
         <w:t>D) 1:1.</w:t>
       </w:r>
     </w:p>
     <w:p>
       <w:pPr>
-        <w:ind w:left="720"/>
-        <w:jc w:val="both"/>
+        <w:spacing w:after="80" w:before="0"/>
       </w:pPr>
       <w:r>
         <w:rPr>
-          <w:rFonts w:ascii="Times New Roman" w:hAnsi="Times New Roman"/>
-          <w:sz w:val="28"/>
+          <w:b/>
         </w:rPr>
         <w:t>Правильный ответ под номером: D</w:t>
       </w:r>
     </w:p>
     <w:p>
       <w:pPr>
-        <w:jc w:val="left"/>
+        <w:spacing w:after="0" w:before="60"/>
       </w:pPr>
       <w:r>
-        <w:rPr>
-          <w:rFonts w:ascii="Times New Roman" w:hAnsi="Times New Roman"/>
-          <w:sz w:val="28"/>
-        </w:rPr>
         <w:t>6. Какой тип линии на чертеже обозначает невидимый контур детали?</w:t>
       </w:r>
     </w:p>
     <w:p>
       <w:pPr>
-        <w:pStyle w:val="ListParagraph"/>
-        <w:jc w:val="both"/>
+        <w:spacing w:after="0" w:before="0"/>
+        <w:ind w:left="567"/>
       </w:pPr>
       <w:r>
-        <w:rPr>
-          <w:rFonts w:ascii="Times New Roman" w:hAnsi="Times New Roman"/>
-          <w:sz w:val="28"/>
-        </w:rPr>
         <w:t>A) Сплошная толстая;</w:t>
       </w:r>
     </w:p>
     <w:p>
       <w:pPr>
-        <w:pStyle w:val="ListParagraph"/>
-        <w:jc w:val="both"/>
+        <w:spacing w:after="0" w:before="0"/>
+        <w:ind w:left="567"/>
       </w:pPr>
       <w:r>
-        <w:rPr>
-          <w:rFonts w:ascii="Times New Roman" w:hAnsi="Times New Roman"/>
-          <w:sz w:val="28"/>
-        </w:rPr>
         <w:t>B) Штриховая;</w:t>
       </w:r>
     </w:p>
     <w:p>
       <w:pPr>
-        <w:pStyle w:val="ListParagraph"/>
-        <w:jc w:val="both"/>
+        <w:spacing w:after="0" w:before="0"/>
+        <w:ind w:left="567"/>
       </w:pPr>
       <w:r>
-        <w:rPr>
-          <w:rFonts w:ascii="Times New Roman" w:hAnsi="Times New Roman"/>
-          <w:sz w:val="28"/>
-        </w:rPr>
         <w:t>C) Штрихпунктирная;</w:t>
       </w:r>
     </w:p>
     <w:p>
       <w:pPr>
-        <w:pStyle w:val="ListParagraph"/>
-        <w:jc w:val="both"/>
+        <w:spacing w:after="0" w:before="0"/>
+        <w:ind w:left="567"/>
       </w:pPr>
       <w:r>
-        <w:rPr>
-          <w:rFonts w:ascii="Times New Roman" w:hAnsi="Times New Roman"/>
-          <w:sz w:val="28"/>
-        </w:rPr>
         <w:t>D) Волнистая.</w:t>
       </w:r>
     </w:p>
     <w:p>
       <w:pPr>
-        <w:ind w:left="720"/>
-        <w:jc w:val="both"/>
+        <w:spacing w:after="80" w:before="0"/>
       </w:pPr>
       <w:r>
         <w:rPr>
-          <w:rFonts w:ascii="Times New Roman" w:hAnsi="Times New Roman"/>
-          <w:sz w:val="28"/>
+          <w:b/>
         </w:rPr>
         <w:t>Правильный ответ под номером: B</w:t>
       </w:r>
     </w:p>
     <w:p>
       <w:pPr>
-        <w:jc w:val="left"/>
+        <w:spacing w:after="0" w:before="60"/>
       </w:pPr>
       <w:r>
-        <w:rPr>
-          <w:rFonts w:ascii="Times New Roman" w:hAnsi="Times New Roman"/>
-          <w:sz w:val="28"/>
-        </w:rPr>
         <w:t>7. Какой вид чертежа содержит информацию для изготовления и контроля изделия?</w:t>
       </w:r>
     </w:p>
     <w:p>
       <w:pPr>
-        <w:pStyle w:val="ListParagraph"/>
-        <w:jc w:val="both"/>
+        <w:spacing w:after="0" w:before="0"/>
+        <w:ind w:left="567"/>
       </w:pPr>
       <w:r>
-        <w:rPr>
-          <w:rFonts w:ascii="Times New Roman" w:hAnsi="Times New Roman"/>
-          <w:sz w:val="28"/>
-        </w:rPr>
         <w:t>A) Сборочный;</w:t>
       </w:r>
     </w:p>
     <w:p>
       <w:pPr>
-        <w:pStyle w:val="ListParagraph"/>
-        <w:jc w:val="both"/>
+        <w:spacing w:after="0" w:before="0"/>
+        <w:ind w:left="567"/>
       </w:pPr>
       <w:r>
-        <w:rPr>
-          <w:rFonts w:ascii="Times New Roman" w:hAnsi="Times New Roman"/>
-          <w:sz w:val="28"/>
-        </w:rPr>
         <w:t>B) Габаритный;</w:t>
       </w:r>
     </w:p>
     <w:p>
       <w:pPr>
-        <w:pStyle w:val="ListParagraph"/>
-        <w:jc w:val="both"/>
+        <w:spacing w:after="0" w:before="0"/>
+        <w:ind w:left="567"/>
       </w:pPr>
       <w:r>
-        <w:rPr>
-          <w:rFonts w:ascii="Times New Roman" w:hAnsi="Times New Roman"/>
-          <w:sz w:val="28"/>
-        </w:rPr>
         <w:t>C) Кинематическая схема;</w:t>
       </w:r>
     </w:p>
     <w:p>
       <w:pPr>
-        <w:pStyle w:val="ListParagraph"/>
-        <w:jc w:val="both"/>
+        <w:spacing w:after="0" w:before="0"/>
+        <w:ind w:left="567"/>
       </w:pPr>
       <w:r>
-        <w:rPr>
-          <w:rFonts w:ascii="Times New Roman" w:hAnsi="Times New Roman"/>
-          <w:sz w:val="28"/>
-        </w:rPr>
         <w:t>D) Рабочий чертёж детали.</w:t>
       </w:r>
     </w:p>
     <w:p>
       <w:pPr>
-        <w:ind w:left="720"/>
-        <w:jc w:val="both"/>
+        <w:spacing w:after="80" w:before="0"/>
       </w:pPr>
       <w:r>
         <w:rPr>
-          <w:rFonts w:ascii="Times New Roman" w:hAnsi="Times New Roman"/>
-          <w:sz w:val="28"/>
+          <w:b/>
         </w:rPr>
         <w:t>Правильный ответ под номером: D</w:t>
       </w:r>
     </w:p>
     <w:p>
       <w:pPr>
-        <w:jc w:val="left"/>
+        <w:spacing w:after="0" w:before="60"/>
       </w:pPr>
       <w:r>
-        <w:rPr>
-          <w:rFonts w:ascii="Times New Roman" w:hAnsi="Times New Roman"/>
-          <w:sz w:val="28"/>
-        </w:rPr>
         <w:t>8. Какой металл является основным компонентом стали?</w:t>
       </w:r>
     </w:p>
     <w:p>
       <w:pPr>
-        <w:pStyle w:val="ListParagraph"/>
-        <w:jc w:val="both"/>
+        <w:spacing w:after="0" w:before="0"/>
+        <w:ind w:left="567"/>
       </w:pPr>
       <w:r>
-        <w:rPr>
-          <w:rFonts w:ascii="Times New Roman" w:hAnsi="Times New Roman"/>
-          <w:sz w:val="28"/>
-        </w:rPr>
         <w:t>A) Медь;</w:t>
       </w:r>
     </w:p>
     <w:p>
       <w:pPr>
-        <w:pStyle w:val="ListParagraph"/>
-        <w:jc w:val="both"/>
+        <w:spacing w:after="0" w:before="0"/>
+        <w:ind w:left="567"/>
       </w:pPr>
       <w:r>
-        <w:rPr>
-          <w:rFonts w:ascii="Times New Roman" w:hAnsi="Times New Roman"/>
-          <w:sz w:val="28"/>
-        </w:rPr>
         <w:t>B) Алюминий;</w:t>
       </w:r>
     </w:p>
     <w:p>
       <w:pPr>
-        <w:pStyle w:val="ListParagraph"/>
-        <w:jc w:val="both"/>
+        <w:spacing w:after="0" w:before="0"/>
+        <w:ind w:left="567"/>
       </w:pPr>
       <w:r>
-        <w:rPr>
-          <w:rFonts w:ascii="Times New Roman" w:hAnsi="Times New Roman"/>
-          <w:sz w:val="28"/>
-        </w:rPr>
         <w:t>C) Цинк;</w:t>
       </w:r>
     </w:p>
     <w:p>
       <w:pPr>
-        <w:pStyle w:val="ListParagraph"/>
-        <w:jc w:val="both"/>
+        <w:spacing w:after="0" w:before="0"/>
+        <w:ind w:left="567"/>
       </w:pPr>
       <w:r>
-        <w:rPr>
-          <w:rFonts w:ascii="Times New Roman" w:hAnsi="Times New Roman"/>
-          <w:sz w:val="28"/>
-        </w:rPr>
         <w:t>D) Железо.</w:t>
       </w:r>
     </w:p>
     <w:p>
       <w:pPr>
-        <w:ind w:left="720"/>
-        <w:jc w:val="both"/>
+        <w:spacing w:after="80" w:before="0"/>
       </w:pPr>
       <w:r>
         <w:rPr>
-          <w:rFonts w:ascii="Times New Roman" w:hAnsi="Times New Roman"/>
-          <w:sz w:val="28"/>
+          <w:b/>
         </w:rPr>
         <w:t>Правильный ответ под номером: D</w:t>
       </w:r>
     </w:p>
     <w:p>
       <w:pPr>
-        <w:jc w:val="left"/>
+        <w:spacing w:after="0" w:before="60"/>
       </w:pPr>
       <w:r>
-        <w:rPr>
-          <w:rFonts w:ascii="Times New Roman" w:hAnsi="Times New Roman"/>
-          <w:sz w:val="28"/>
-        </w:rPr>
         <w:t>9. Что такое твёрдость материала?</w:t>
       </w:r>
     </w:p>
     <w:p>
       <w:pPr>
-        <w:pStyle w:val="ListParagraph"/>
-        <w:jc w:val="both"/>
+        <w:spacing w:after="0" w:before="0"/>
+        <w:ind w:left="567"/>
       </w:pPr>
       <w:r>
-        <w:rPr>
-          <w:rFonts w:ascii="Times New Roman" w:hAnsi="Times New Roman"/>
-          <w:sz w:val="28"/>
-        </w:rPr>
         <w:t>A) Способность материала выдерживать растяжение;</w:t>
       </w:r>
     </w:p>
     <w:p>
       <w:pPr>
-        <w:pStyle w:val="ListParagraph"/>
-        <w:jc w:val="both"/>
+        <w:spacing w:after="0" w:before="0"/>
+        <w:ind w:left="567"/>
       </w:pPr>
       <w:r>
-        <w:rPr>
-          <w:rFonts w:ascii="Times New Roman" w:hAnsi="Times New Roman"/>
-          <w:sz w:val="28"/>
-        </w:rPr>
         <w:t>B) Способность материала сопротивляться проникновению в него другого тела;</w:t>
       </w:r>
     </w:p>
     <w:p>
       <w:pPr>
-        <w:pStyle w:val="ListParagraph"/>
-        <w:jc w:val="both"/>
+        <w:spacing w:after="0" w:before="0"/>
+        <w:ind w:left="567"/>
       </w:pPr>
       <w:r>
-        <w:rPr>
-          <w:rFonts w:ascii="Times New Roman" w:hAnsi="Times New Roman"/>
-          <w:sz w:val="28"/>
-        </w:rPr>
         <w:t>C) Способность материала восстанавливать форму после деформации;</w:t>
       </w:r>
     </w:p>
     <w:p>
       <w:pPr>
-        <w:pStyle w:val="ListParagraph"/>
-        <w:jc w:val="both"/>
+        <w:spacing w:after="0" w:before="0"/>
+        <w:ind w:left="567"/>
       </w:pPr>
       <w:r>
-        <w:rPr>
-          <w:rFonts w:ascii="Times New Roman" w:hAnsi="Times New Roman"/>
-          <w:sz w:val="28"/>
-        </w:rPr>
         <w:t>D) Способность материала проводить тепло.</w:t>
       </w:r>
     </w:p>
     <w:p>
       <w:pPr>
-        <w:ind w:left="720"/>
-        <w:jc w:val="both"/>
+        <w:spacing w:after="80" w:before="0"/>
       </w:pPr>
       <w:r>
         <w:rPr>
-          <w:rFonts w:ascii="Times New Roman" w:hAnsi="Times New Roman"/>
-          <w:sz w:val="28"/>
+          <w:b/>
         </w:rPr>
         <w:t>Правильный ответ под номером: B</w:t>
       </w:r>
     </w:p>
     <w:p>
       <w:pPr>
-        <w:jc w:val="left"/>
+        <w:spacing w:after="0" w:before="60"/>
       </w:pPr>
       <w:r>
-        <w:rPr>
-          <w:rFonts w:ascii="Times New Roman" w:hAnsi="Times New Roman"/>
-          <w:sz w:val="28"/>
-        </w:rPr>
         <w:t>10. Какая марка стали обозначает углеродистую конструкционную сталь обычного качества?</w:t>
       </w:r>
     </w:p>
     <w:p>
       <w:pPr>
-        <w:pStyle w:val="ListParagraph"/>
-        <w:jc w:val="both"/>
+        <w:spacing w:after="0" w:before="0"/>
+        <w:ind w:left="567"/>
       </w:pPr>
       <w:r>
-        <w:rPr>
-          <w:rFonts w:ascii="Times New Roman" w:hAnsi="Times New Roman"/>
-          <w:sz w:val="28"/>
-        </w:rPr>
         <w:t>A) У8;</w:t>
       </w:r>
     </w:p>
     <w:p>
       <w:pPr>
-        <w:pStyle w:val="ListParagraph"/>
-        <w:jc w:val="both"/>
+        <w:spacing w:after="0" w:before="0"/>
+        <w:ind w:left="567"/>
       </w:pPr>
       <w:r>
-        <w:rPr>
-          <w:rFonts w:ascii="Times New Roman" w:hAnsi="Times New Roman"/>
-          <w:sz w:val="28"/>
-        </w:rPr>
         <w:t>B) Ст3;</w:t>
       </w:r>
     </w:p>
     <w:p>
       <w:pPr>
-        <w:pStyle w:val="ListParagraph"/>
-        <w:jc w:val="both"/>
+        <w:spacing w:after="0" w:before="0"/>
+        <w:ind w:left="567"/>
       </w:pPr>
       <w:r>
-        <w:rPr>
-          <w:rFonts w:ascii="Times New Roman" w:hAnsi="Times New Roman"/>
-          <w:sz w:val="28"/>
-        </w:rPr>
         <w:t>C) 45;</w:t>
       </w:r>
     </w:p>
     <w:p>
       <w:pPr>
-        <w:pStyle w:val="ListParagraph"/>
-        <w:jc w:val="both"/>
+        <w:spacing w:after="0" w:before="0"/>
+        <w:ind w:left="567"/>
       </w:pPr>
       <w:r>
-        <w:rPr>
-          <w:rFonts w:ascii="Times New Roman" w:hAnsi="Times New Roman"/>
-          <w:sz w:val="28"/>
-        </w:rPr>
         <w:t>D) Р6М5.</w:t>
       </w:r>
     </w:p>
     <w:p>
       <w:pPr>
-        <w:ind w:left="720"/>
-        <w:jc w:val="both"/>
+        <w:spacing w:after="80" w:before="0"/>
       </w:pPr>
       <w:r>
         <w:rPr>
-          <w:rFonts w:ascii="Times New Roman" w:hAnsi="Times New Roman"/>
-          <w:sz w:val="28"/>
+          <w:b/>
         </w:rPr>
         <w:t>Правильный ответ под номером: B</w:t>
       </w:r>
     </w:p>
     <w:p>
       <w:pPr>
-        <w:jc w:val="left"/>
+        <w:spacing w:after="0" w:before="60"/>
       </w:pPr>
       <w:r>
-        <w:rPr>
-          <w:rFonts w:ascii="Times New Roman" w:hAnsi="Times New Roman"/>
-          <w:sz w:val="28"/>
-        </w:rPr>
         <w:t>11. Какая механическая передача использует гибкую связь между валами для передачи вращения?</w:t>
       </w:r>
     </w:p>
     <w:p>
       <w:pPr>
-        <w:pStyle w:val="ListParagraph"/>
-        <w:jc w:val="both"/>
+        <w:spacing w:after="0" w:before="0"/>
+        <w:ind w:left="567"/>
       </w:pPr>
       <w:r>
-        <w:rPr>
-          <w:rFonts w:ascii="Times New Roman" w:hAnsi="Times New Roman"/>
-          <w:sz w:val="28"/>
-        </w:rPr>
         <w:t>A) Ремённая передача;</w:t>
       </w:r>
     </w:p>
     <w:p>
       <w:pPr>
-        <w:pStyle w:val="ListParagraph"/>
-        <w:jc w:val="both"/>
+        <w:spacing w:after="0" w:before="0"/>
+        <w:ind w:left="567"/>
       </w:pPr>
       <w:r>
-        <w:rPr>
-          <w:rFonts w:ascii="Times New Roman" w:hAnsi="Times New Roman"/>
-          <w:sz w:val="28"/>
-        </w:rPr>
         <w:t>B) Зубчатая передача;</w:t>
       </w:r>
     </w:p>
     <w:p>
       <w:pPr>
-        <w:pStyle w:val="ListParagraph"/>
-        <w:jc w:val="both"/>
+        <w:spacing w:after="0" w:before="0"/>
+        <w:ind w:left="567"/>
       </w:pPr>
       <w:r>
-        <w:rPr>
-          <w:rFonts w:ascii="Times New Roman" w:hAnsi="Times New Roman"/>
-          <w:sz w:val="28"/>
-        </w:rPr>
         <w:t>C) Червячная передача;</w:t>
       </w:r>
     </w:p>
     <w:p>
       <w:pPr>
-        <w:pStyle w:val="ListParagraph"/>
-        <w:jc w:val="both"/>
+        <w:spacing w:after="0" w:before="0"/>
+        <w:ind w:left="567"/>
       </w:pPr>
       <w:r>
-        <w:rPr>
-          <w:rFonts w:ascii="Times New Roman" w:hAnsi="Times New Roman"/>
-          <w:sz w:val="28"/>
-        </w:rPr>
         <w:t>D) Винтовая передача.</w:t>
       </w:r>
     </w:p>
     <w:p>
       <w:pPr>
-        <w:ind w:left="720"/>
-        <w:jc w:val="both"/>
+        <w:spacing w:after="80" w:before="0"/>
       </w:pPr>
       <w:r>
         <w:rPr>
-          <w:rFonts w:ascii="Times New Roman" w:hAnsi="Times New Roman"/>
-          <w:sz w:val="28"/>
+          <w:b/>
         </w:rPr>
         <w:t>Правильный ответ под номером: A</w:t>
       </w:r>
     </w:p>
     <w:p>
       <w:pPr>
-        <w:jc w:val="left"/>
+        <w:spacing w:after="0" w:before="60"/>
       </w:pPr>
       <w:r>
-        <w:rPr>
-          <w:rFonts w:ascii="Times New Roman" w:hAnsi="Times New Roman"/>
-          <w:sz w:val="28"/>
-        </w:rPr>
         <w:t>12. Что характеризует произведение силы на плечо?</w:t>
       </w:r>
     </w:p>
     <w:p>
       <w:pPr>
-        <w:pStyle w:val="ListParagraph"/>
-        <w:jc w:val="both"/>
+        <w:spacing w:after="0" w:before="0"/>
+        <w:ind w:left="567"/>
       </w:pPr>
       <w:r>
-        <w:rPr>
-          <w:rFonts w:ascii="Times New Roman" w:hAnsi="Times New Roman"/>
-          <w:sz w:val="28"/>
-        </w:rPr>
         <w:t>A) Скорость движения;</w:t>
       </w:r>
     </w:p>
     <w:p>
       <w:pPr>
-        <w:pStyle w:val="ListParagraph"/>
-        <w:jc w:val="both"/>
+        <w:spacing w:after="0" w:before="0"/>
+        <w:ind w:left="567"/>
       </w:pPr>
       <w:r>
-        <w:rPr>
-          <w:rFonts w:ascii="Times New Roman" w:hAnsi="Times New Roman"/>
-          <w:sz w:val="28"/>
-        </w:rPr>
         <w:t>B) Крутящий момент;</w:t>
       </w:r>
     </w:p>
     <w:p>
       <w:pPr>
-        <w:pStyle w:val="ListParagraph"/>
-        <w:jc w:val="both"/>
+        <w:spacing w:after="0" w:before="0"/>
+        <w:ind w:left="567"/>
       </w:pPr>
       <w:r>
-        <w:rPr>
-          <w:rFonts w:ascii="Times New Roman" w:hAnsi="Times New Roman"/>
-          <w:sz w:val="28"/>
-        </w:rPr>
         <w:t>C) Массу детали;</w:t>
       </w:r>
     </w:p>
     <w:p>
       <w:pPr>
-        <w:pStyle w:val="ListParagraph"/>
-        <w:jc w:val="both"/>
+        <w:spacing w:after="0" w:before="0"/>
+        <w:ind w:left="567"/>
       </w:pPr>
       <w:r>
-        <w:rPr>
-          <w:rFonts w:ascii="Times New Roman" w:hAnsi="Times New Roman"/>
-          <w:sz w:val="28"/>
-        </w:rPr>
         <w:t>D) Температуру нагрева.</w:t>
       </w:r>
     </w:p>
     <w:p>
       <w:pPr>
-        <w:ind w:left="720"/>
-        <w:jc w:val="both"/>
+        <w:spacing w:after="80" w:before="0"/>
       </w:pPr>
       <w:r>
         <w:rPr>
-          <w:rFonts w:ascii="Times New Roman" w:hAnsi="Times New Roman"/>
-          <w:sz w:val="28"/>
+          <w:b/>
         </w:rPr>
         <w:t>Правильный ответ под номером: B</w:t>
       </w:r>
     </w:p>
     <w:p>
       <w:pPr>
-        <w:jc w:val="left"/>
+        <w:spacing w:after="0" w:before="60"/>
       </w:pPr>
       <w:r>
-        <w:rPr>
-          <w:rFonts w:ascii="Times New Roman" w:hAnsi="Times New Roman"/>
-          <w:sz w:val="28"/>
-        </w:rPr>
         <w:t>13. Какой тип подшипника воспринимает только осевую нагрузку и не воспринимает радиальную?</w:t>
       </w:r>
     </w:p>
     <w:p>
       <w:pPr>
-        <w:pStyle w:val="ListParagraph"/>
-        <w:jc w:val="both"/>
+        <w:spacing w:after="0" w:before="0"/>
+        <w:ind w:left="567"/>
       </w:pPr>
       <w:r>
-        <w:rPr>
-          <w:rFonts w:ascii="Times New Roman" w:hAnsi="Times New Roman"/>
-          <w:sz w:val="28"/>
-        </w:rPr>
         <w:t>A) Радиальный шариковый;</w:t>
       </w:r>
     </w:p>
     <w:p>
       <w:pPr>
-        <w:pStyle w:val="ListParagraph"/>
-        <w:jc w:val="both"/>
+        <w:spacing w:after="0" w:before="0"/>
+        <w:ind w:left="567"/>
       </w:pPr>
       <w:r>
-        <w:rPr>
-          <w:rFonts w:ascii="Times New Roman" w:hAnsi="Times New Roman"/>
-          <w:sz w:val="28"/>
-        </w:rPr>
         <w:t>B) Радиально-упорный;</w:t>
       </w:r>
     </w:p>
     <w:p>
       <w:pPr>
-        <w:pStyle w:val="ListParagraph"/>
-        <w:jc w:val="both"/>
+        <w:spacing w:after="0" w:before="0"/>
+        <w:ind w:left="567"/>
       </w:pPr>
       <w:r>
-        <w:rPr>
-          <w:rFonts w:ascii="Times New Roman" w:hAnsi="Times New Roman"/>
-          <w:sz w:val="28"/>
-        </w:rPr>
         <w:t>C) Упорный;</w:t>
       </w:r>
     </w:p>
     <w:p>
       <w:pPr>
-        <w:pStyle w:val="ListParagraph"/>
-        <w:jc w:val="both"/>
+        <w:spacing w:after="0" w:before="0"/>
+        <w:ind w:left="567"/>
       </w:pPr>
       <w:r>
-        <w:rPr>
-          <w:rFonts w:ascii="Times New Roman" w:hAnsi="Times New Roman"/>
-          <w:sz w:val="28"/>
-        </w:rPr>
         <w:t>D) Сферический.</w:t>
       </w:r>
     </w:p>
     <w:p>
       <w:pPr>
-        <w:ind w:left="720"/>
-        <w:jc w:val="both"/>
+        <w:spacing w:after="80" w:before="0"/>
       </w:pPr>
       <w:r>
         <w:rPr>
-          <w:rFonts w:ascii="Times New Roman" w:hAnsi="Times New Roman"/>
-          <w:sz w:val="28"/>
+          <w:b/>
         </w:rPr>
         <w:t>Правильный ответ под номером: C</w:t>
       </w:r>
     </w:p>
     <w:p>
       <w:pPr>
-        <w:jc w:val="left"/>
+        <w:spacing w:after="0" w:before="60"/>
       </w:pPr>
       <w:r>
-        <w:rPr>
-          <w:rFonts w:ascii="Times New Roman" w:hAnsi="Times New Roman"/>
-          <w:sz w:val="28"/>
-        </w:rPr>
         <w:t>14. Что представляет собой допуск размера по ГОСТ 25346-2013?</w:t>
       </w:r>
     </w:p>
     <w:p>
       <w:pPr>
-        <w:pStyle w:val="ListParagraph"/>
-        <w:jc w:val="both"/>
+        <w:spacing w:after="0" w:before="0"/>
+        <w:ind w:left="567"/>
       </w:pPr>
       <w:r>
-        <w:rPr>
-          <w:rFonts w:ascii="Times New Roman" w:hAnsi="Times New Roman"/>
-          <w:sz w:val="28"/>
-        </w:rPr>
         <w:t>A) Разность между верхним и нижним отклонениями;</w:t>
       </w:r>
     </w:p>
     <w:p>
       <w:pPr>
-        <w:pStyle w:val="ListParagraph"/>
-        <w:jc w:val="both"/>
+        <w:spacing w:after="0" w:before="0"/>
+        <w:ind w:left="567"/>
       </w:pPr>
       <w:r>
-        <w:rPr>
-          <w:rFonts w:ascii="Times New Roman" w:hAnsi="Times New Roman"/>
-          <w:sz w:val="28"/>
-        </w:rPr>
         <w:t>B) Расстояние между станками в цеху;</w:t>
       </w:r>
     </w:p>
     <w:p>
       <w:pPr>
-        <w:pStyle w:val="ListParagraph"/>
-        <w:jc w:val="both"/>
+        <w:spacing w:after="0" w:before="0"/>
+        <w:ind w:left="567"/>
       </w:pPr>
       <w:r>
-        <w:rPr>
-          <w:rFonts w:ascii="Times New Roman" w:hAnsi="Times New Roman"/>
-          <w:sz w:val="28"/>
-        </w:rPr>
         <w:t>C) Номинальный размер детали;</w:t>
       </w:r>
     </w:p>
     <w:p>
       <w:pPr>
-        <w:pStyle w:val="ListParagraph"/>
-        <w:jc w:val="both"/>
+        <w:spacing w:after="0" w:before="0"/>
+        <w:ind w:left="567"/>
       </w:pPr>
       <w:r>
-        <w:rPr>
-          <w:rFonts w:ascii="Times New Roman" w:hAnsi="Times New Roman"/>
-          <w:sz w:val="28"/>
-        </w:rPr>
         <w:t>D) Максимальная температура обработки.</w:t>
       </w:r>
     </w:p>
     <w:p>
       <w:pPr>
-        <w:ind w:left="720"/>
-        <w:jc w:val="both"/>
+        <w:spacing w:after="80" w:before="0"/>
       </w:pPr>
       <w:r>
         <w:rPr>
-          <w:rFonts w:ascii="Times New Roman" w:hAnsi="Times New Roman"/>
-          <w:sz w:val="28"/>
+          <w:b/>
         </w:rPr>
         <w:t>Правильный ответ под номером: A</w:t>
       </w:r>
     </w:p>
     <w:p>
       <w:pPr>
-        <w:jc w:val="left"/>
+        <w:spacing w:after="0" w:before="60"/>
       </w:pPr>
       <w:r>
-        <w:rPr>
-          <w:rFonts w:ascii="Times New Roman" w:hAnsi="Times New Roman"/>
-          <w:sz w:val="28"/>
-        </w:rPr>
         <w:t>15. Какой измерительный инструмент применяется для контроля наружных размеров с точностью 0,01 мм?</w:t>
       </w:r>
     </w:p>
     <w:p>
       <w:pPr>
-        <w:pStyle w:val="ListParagraph"/>
-        <w:jc w:val="both"/>
+        <w:spacing w:after="0" w:before="0"/>
+        <w:ind w:left="567"/>
       </w:pPr>
       <w:r>
-        <w:rPr>
-          <w:rFonts w:ascii="Times New Roman" w:hAnsi="Times New Roman"/>
-          <w:sz w:val="28"/>
-        </w:rPr>
         <w:t>A) Линейка металлическая;</w:t>
       </w:r>
     </w:p>
     <w:p>
       <w:pPr>
-        <w:pStyle w:val="ListParagraph"/>
-        <w:jc w:val="both"/>
+        <w:spacing w:after="0" w:before="0"/>
+        <w:ind w:left="567"/>
       </w:pPr>
       <w:r>
-        <w:rPr>
-          <w:rFonts w:ascii="Times New Roman" w:hAnsi="Times New Roman"/>
-          <w:sz w:val="28"/>
-        </w:rPr>
         <w:t>B) Штангенциркуль ШЦ-I;</w:t>
       </w:r>
     </w:p>
     <w:p>
       <w:pPr>
-        <w:pStyle w:val="ListParagraph"/>
-        <w:jc w:val="both"/>
+        <w:spacing w:after="0" w:before="0"/>
+        <w:ind w:left="567"/>
       </w:pPr>
       <w:r>
-        <w:rPr>
-          <w:rFonts w:ascii="Times New Roman" w:hAnsi="Times New Roman"/>
-          <w:sz w:val="28"/>
-        </w:rPr>
         <w:t>C) Микрометр гладкий;</w:t>
       </w:r>
     </w:p>
     <w:p>
       <w:pPr>
-        <w:pStyle w:val="ListParagraph"/>
-        <w:jc w:val="both"/>
+        <w:spacing w:after="0" w:before="0"/>
+        <w:ind w:left="567"/>
       </w:pPr>
       <w:r>
-        <w:rPr>
-          <w:rFonts w:ascii="Times New Roman" w:hAnsi="Times New Roman"/>
-          <w:sz w:val="28"/>
-        </w:rPr>
         <w:t>D) Угломер.</w:t>
       </w:r>
     </w:p>
     <w:p>
       <w:pPr>
-        <w:ind w:left="720"/>
-        <w:jc w:val="both"/>
+        <w:spacing w:after="80" w:before="0"/>
       </w:pPr>
       <w:r>
         <w:rPr>
-          <w:rFonts w:ascii="Times New Roman" w:hAnsi="Times New Roman"/>
-          <w:sz w:val="28"/>
+          <w:b/>
         </w:rPr>
         <w:t>Правильный ответ под номером: C</w:t>
       </w:r>
     </w:p>
     <w:p>
       <w:pPr>
-        <w:jc w:val="left"/>
+        <w:spacing w:after="0" w:before="60"/>
       </w:pPr>
       <w:r>
-        <w:rPr>
-          <w:rFonts w:ascii="Times New Roman" w:hAnsi="Times New Roman"/>
-          <w:sz w:val="28"/>
-        </w:rPr>
         <w:t>16. Какая посадка характеризуется тем, что диаметр вала превышает диаметр отверстия до сборки?</w:t>
       </w:r>
     </w:p>
     <w:p>
       <w:pPr>
-        <w:pStyle w:val="ListParagraph"/>
-        <w:jc w:val="both"/>
+        <w:spacing w:after="0" w:before="0"/>
+        <w:ind w:left="567"/>
       </w:pPr>
       <w:r>
-        <w:rPr>
-          <w:rFonts w:ascii="Times New Roman" w:hAnsi="Times New Roman"/>
-          <w:sz w:val="28"/>
-        </w:rPr>
         <w:t>A) Скользящая;</w:t>
       </w:r>
     </w:p>
     <w:p>
       <w:pPr>
-        <w:pStyle w:val="ListParagraph"/>
-        <w:jc w:val="both"/>
+        <w:spacing w:after="0" w:before="0"/>
+        <w:ind w:left="567"/>
       </w:pPr>
       <w:r>
-        <w:rPr>
-          <w:rFonts w:ascii="Times New Roman" w:hAnsi="Times New Roman"/>
-          <w:sz w:val="28"/>
-        </w:rPr>
         <w:t>B) Переходная;</w:t>
       </w:r>
     </w:p>
     <w:p>
       <w:pPr>
-        <w:pStyle w:val="ListParagraph"/>
-        <w:jc w:val="both"/>
+        <w:spacing w:after="0" w:before="0"/>
+        <w:ind w:left="567"/>
       </w:pPr>
       <w:r>
-        <w:rPr>
-          <w:rFonts w:ascii="Times New Roman" w:hAnsi="Times New Roman"/>
-          <w:sz w:val="28"/>
-        </w:rPr>
         <w:t>C) С натягом;</w:t>
       </w:r>
     </w:p>
     <w:p>
       <w:pPr>
-        <w:pStyle w:val="ListParagraph"/>
-        <w:jc w:val="both"/>
+        <w:spacing w:after="0" w:before="0"/>
+        <w:ind w:left="567"/>
       </w:pPr>
       <w:r>
-        <w:rPr>
-          <w:rFonts w:ascii="Times New Roman" w:hAnsi="Times New Roman"/>
-          <w:sz w:val="28"/>
-        </w:rPr>
         <w:t>D) Свободная.</w:t>
       </w:r>
     </w:p>
     <w:p>
       <w:pPr>
-        <w:ind w:left="720"/>
-        <w:jc w:val="both"/>
+        <w:spacing w:after="80" w:before="0"/>
       </w:pPr>
       <w:r>
         <w:rPr>
-          <w:rFonts w:ascii="Times New Roman" w:hAnsi="Times New Roman"/>
-          <w:sz w:val="28"/>
+          <w:b/>
         </w:rPr>
         <w:t>Правильный ответ под номером: C</w:t>
       </w:r>
     </w:p>
     <w:p>
       <w:pPr>
-        <w:jc w:val="left"/>
+        <w:spacing w:after="0" w:before="60"/>
       </w:pPr>
       <w:r>
-        <w:rPr>
-          <w:rFonts w:ascii="Times New Roman" w:hAnsi="Times New Roman"/>
-          <w:sz w:val="28"/>
-        </w:rPr>
         <w:t>17. Какой вид обработки относится к лезвийной обработке наружных поверхностей вращения?</w:t>
       </w:r>
     </w:p>
     <w:p>
       <w:pPr>
-        <w:pStyle w:val="ListParagraph"/>
-        <w:jc w:val="both"/>
+        <w:spacing w:after="0" w:before="0"/>
+        <w:ind w:left="567"/>
       </w:pPr>
       <w:r>
-        <w:rPr>
-          <w:rFonts w:ascii="Times New Roman" w:hAnsi="Times New Roman"/>
-          <w:sz w:val="28"/>
-        </w:rPr>
         <w:t>A) Литьё;</w:t>
       </w:r>
     </w:p>
     <w:p>
       <w:pPr>
-        <w:pStyle w:val="ListParagraph"/>
-        <w:jc w:val="both"/>
+        <w:spacing w:after="0" w:before="0"/>
+        <w:ind w:left="567"/>
       </w:pPr>
       <w:r>
-        <w:rPr>
-          <w:rFonts w:ascii="Times New Roman" w:hAnsi="Times New Roman"/>
-          <w:sz w:val="28"/>
-        </w:rPr>
         <w:t>B) Штамповка;</w:t>
       </w:r>
     </w:p>
     <w:p>
       <w:pPr>
-        <w:pStyle w:val="ListParagraph"/>
-        <w:jc w:val="both"/>
+        <w:spacing w:after="0" w:before="0"/>
+        <w:ind w:left="567"/>
       </w:pPr>
       <w:r>
-        <w:rPr>
-          <w:rFonts w:ascii="Times New Roman" w:hAnsi="Times New Roman"/>
-          <w:sz w:val="28"/>
-        </w:rPr>
         <w:t>C) Точение;</w:t>
       </w:r>
     </w:p>
     <w:p>
       <w:pPr>
-        <w:pStyle w:val="ListParagraph"/>
-        <w:jc w:val="both"/>
+        <w:spacing w:after="0" w:before="0"/>
+        <w:ind w:left="567"/>
       </w:pPr>
       <w:r>
-        <w:rPr>
-          <w:rFonts w:ascii="Times New Roman" w:hAnsi="Times New Roman"/>
-          <w:sz w:val="28"/>
-        </w:rPr>
         <w:t>D) Сварка.</w:t>
       </w:r>
     </w:p>
     <w:p>
       <w:pPr>
-        <w:ind w:left="720"/>
-        <w:jc w:val="both"/>
+        <w:spacing w:after="80" w:before="0"/>
       </w:pPr>
       <w:r>
         <w:rPr>
-          <w:rFonts w:ascii="Times New Roman" w:hAnsi="Times New Roman"/>
-          <w:sz w:val="28"/>
+          <w:b/>
         </w:rPr>
         <w:t>Правильный ответ под номером: C</w:t>
       </w:r>
     </w:p>
     <w:p>
       <w:pPr>
-        <w:jc w:val="left"/>
+        <w:spacing w:after="0" w:before="60"/>
       </w:pPr>
       <w:r>
-        <w:rPr>
-          <w:rFonts w:ascii="Times New Roman" w:hAnsi="Times New Roman"/>
-          <w:sz w:val="28"/>
-        </w:rPr>
-        <w:t>18. Как называется слой материала, удаляемый с заготовки при механической обработке?</w:t>
+        <w:t>18. Как называется слой материала, который необходимо удалить с поверхности заготовки для получения готовой детали?</w:t>
       </w:r>
     </w:p>
     <w:p>
       <w:pPr>
-        <w:pStyle w:val="ListParagraph"/>
-        <w:jc w:val="both"/>
+        <w:spacing w:after="0" w:before="0"/>
+        <w:ind w:left="567"/>
       </w:pPr>
       <w:r>
-        <w:rPr>
-          <w:rFonts w:ascii="Times New Roman" w:hAnsi="Times New Roman"/>
-          <w:sz w:val="28"/>
-        </w:rPr>
-        <w:t>A) Припуск;</w:t>
+        <w:t>A) Припуск</w:t>
       </w:r>
     </w:p>
     <w:p>
       <w:pPr>
-        <w:pStyle w:val="ListParagraph"/>
-        <w:jc w:val="both"/>
+        <w:spacing w:after="0" w:before="0"/>
+        <w:ind w:left="567"/>
       </w:pPr>
       <w:r>
-        <w:rPr>
-          <w:rFonts w:ascii="Times New Roman" w:hAnsi="Times New Roman"/>
-          <w:sz w:val="28"/>
-        </w:rPr>
-        <w:t>B) Допуск;</w:t>
+        <w:t>B) Допуск</w:t>
       </w:r>
     </w:p>
     <w:p>
       <w:pPr>
-        <w:pStyle w:val="ListParagraph"/>
-        <w:jc w:val="both"/>
+        <w:spacing w:after="0" w:before="0"/>
+        <w:ind w:left="567"/>
       </w:pPr>
       <w:r>
-        <w:rPr>
-          <w:rFonts w:ascii="Times New Roman" w:hAnsi="Times New Roman"/>
-          <w:sz w:val="28"/>
-        </w:rPr>
-        <w:t>C) Шероховатость;</w:t>
+        <w:t>C) Шероховатость</w:t>
       </w:r>
     </w:p>
     <w:p>
       <w:pPr>
-        <w:pStyle w:val="ListParagraph"/>
-        <w:jc w:val="both"/>
+        <w:spacing w:after="0" w:before="0"/>
+        <w:ind w:left="567"/>
       </w:pPr>
       <w:r>
-        <w:rPr>
-          <w:rFonts w:ascii="Times New Roman" w:hAnsi="Times New Roman"/>
-          <w:sz w:val="28"/>
-        </w:rPr>
-        <w:t>D) Квалитет.</w:t>
+        <w:t>D) Квалитет</w:t>
       </w:r>
     </w:p>
     <w:p>
       <w:pPr>
-        <w:ind w:left="720"/>
-        <w:jc w:val="both"/>
+        <w:spacing w:after="80" w:before="0"/>
       </w:pPr>
       <w:r>
         <w:rPr>
-          <w:rFonts w:ascii="Times New Roman" w:hAnsi="Times New Roman"/>
-          <w:sz w:val="28"/>
+          <w:b/>
         </w:rPr>
         <w:t>Правильный ответ под номером: A</w:t>
       </w:r>
     </w:p>
     <w:p>
       <w:pPr>
-        <w:jc w:val="left"/>
+        <w:spacing w:after="0" w:before="60"/>
       </w:pPr>
       <w:r>
-        <w:rPr>
-          <w:rFonts w:ascii="Times New Roman" w:hAnsi="Times New Roman"/>
-          <w:sz w:val="28"/>
-        </w:rPr>
         <w:t>19. Какой метод обработки обеспечивает наивысшую точность и чистоту поверхности?</w:t>
       </w:r>
     </w:p>
     <w:p>
       <w:pPr>
-        <w:pStyle w:val="ListParagraph"/>
-        <w:jc w:val="both"/>
+        <w:spacing w:after="0" w:before="0"/>
+        <w:ind w:left="567"/>
       </w:pPr>
       <w:r>
-        <w:rPr>
-          <w:rFonts w:ascii="Times New Roman" w:hAnsi="Times New Roman"/>
-          <w:sz w:val="28"/>
-        </w:rPr>
         <w:t>A) Фрезерование;</w:t>
       </w:r>
     </w:p>
     <w:p>
       <w:pPr>
-        <w:pStyle w:val="ListParagraph"/>
-        <w:jc w:val="both"/>
+        <w:spacing w:after="0" w:before="0"/>
+        <w:ind w:left="567"/>
       </w:pPr>
       <w:r>
-        <w:rPr>
-          <w:rFonts w:ascii="Times New Roman" w:hAnsi="Times New Roman"/>
-          <w:sz w:val="28"/>
-        </w:rPr>
         <w:t>B) Строгание;</w:t>
       </w:r>
     </w:p>
     <w:p>
       <w:pPr>
-        <w:pStyle w:val="ListParagraph"/>
-        <w:jc w:val="both"/>
+        <w:spacing w:after="0" w:before="0"/>
+        <w:ind w:left="567"/>
       </w:pPr>
       <w:r>
-        <w:rPr>
-          <w:rFonts w:ascii="Times New Roman" w:hAnsi="Times New Roman"/>
-          <w:sz w:val="28"/>
-        </w:rPr>
         <w:t>C) Шлифование;</w:t>
       </w:r>
     </w:p>
     <w:p>
       <w:pPr>
-        <w:pStyle w:val="ListParagraph"/>
-        <w:jc w:val="both"/>
+        <w:spacing w:after="0" w:before="0"/>
+        <w:ind w:left="567"/>
       </w:pPr>
       <w:r>
-        <w:rPr>
-          <w:rFonts w:ascii="Times New Roman" w:hAnsi="Times New Roman"/>
-          <w:sz w:val="28"/>
-        </w:rPr>
         <w:t>D) Сверление.</w:t>
       </w:r>
     </w:p>
     <w:p>
       <w:pPr>
-        <w:ind w:left="720"/>
-        <w:jc w:val="both"/>
+        <w:spacing w:after="80" w:before="0"/>
       </w:pPr>
       <w:r>
         <w:rPr>
-          <w:rFonts w:ascii="Times New Roman" w:hAnsi="Times New Roman"/>
-          <w:sz w:val="28"/>
+          <w:b/>
         </w:rPr>
         <w:t>Правильный ответ под номером: C</w:t>
       </w:r>
     </w:p>
     <w:p>
       <w:pPr>
-        <w:jc w:val="left"/>
+        <w:spacing w:after="0" w:before="60"/>
       </w:pPr>
       <w:r>
-        <w:rPr>
-          <w:rFonts w:ascii="Times New Roman" w:hAnsi="Times New Roman"/>
-          <w:sz w:val="28"/>
-        </w:rPr>
-        <w:t>20. Какая группа по электробезопасности необходима для самостоятельных работ в электроустановках напряжением до 1000 В?</w:t>
+        <w:t>20. Согласно п. 2.3 Приказа Минтруда России от 15.12.2020 № 903н, работники, использующие в работе ручные электрические машины, переносной электроинструмент и светильники, а также электротехнологический персонал, должны иметь группу по электробезопасности не ниже:</w:t>
       </w:r>
     </w:p>
     <w:p>
       <w:pPr>
-        <w:pStyle w:val="ListParagraph"/>
-        <w:jc w:val="both"/>
+        <w:spacing w:after="0" w:before="0"/>
+        <w:ind w:left="567"/>
       </w:pPr>
       <w:r>
-        <w:rPr>
-          <w:rFonts w:ascii="Times New Roman" w:hAnsi="Times New Roman"/>
-          <w:sz w:val="28"/>
-        </w:rPr>
-        <w:t>A) I группа;</w:t>
+        <w:t>A) I группы</w:t>
       </w:r>
     </w:p>
     <w:p>
       <w:pPr>
-        <w:pStyle w:val="ListParagraph"/>
-        <w:jc w:val="both"/>
+        <w:spacing w:after="0" w:before="0"/>
+        <w:ind w:left="567"/>
       </w:pPr>
       <w:r>
-        <w:rPr>
-          <w:rFonts w:ascii="Times New Roman" w:hAnsi="Times New Roman"/>
-          <w:sz w:val="28"/>
-        </w:rPr>
-        <w:t>B) II группа;</w:t>
+        <w:t>B) II группы</w:t>
       </w:r>
     </w:p>
     <w:p>
       <w:pPr>
-        <w:pStyle w:val="ListParagraph"/>
-        <w:jc w:val="both"/>
+        <w:spacing w:after="0" w:before="0"/>
+        <w:ind w:left="567"/>
       </w:pPr>
       <w:r>
-        <w:rPr>
-          <w:rFonts w:ascii="Times New Roman" w:hAnsi="Times New Roman"/>
-          <w:sz w:val="28"/>
-        </w:rPr>
-        <w:t>C) IV группа;</w:t>
+        <w:t>C) III группы</w:t>
       </w:r>
     </w:p>
     <w:p>
       <w:pPr>
-        <w:pStyle w:val="ListParagraph"/>
-        <w:jc w:val="both"/>
+        <w:spacing w:after="0" w:before="0"/>
+        <w:ind w:left="567"/>
       </w:pPr>
       <w:r>
-        <w:rPr>
-          <w:rFonts w:ascii="Times New Roman" w:hAnsi="Times New Roman"/>
-          <w:sz w:val="28"/>
-        </w:rPr>
-        <w:t>D) III группа.</w:t>
+        <w:t>D) IV группы</w:t>
       </w:r>
     </w:p>
     <w:p>
       <w:pPr>
-        <w:ind w:left="720"/>
-        <w:jc w:val="both"/>
+        <w:spacing w:after="80" w:before="0"/>
       </w:pPr>
       <w:r>
         <w:rPr>
-          <w:rFonts w:ascii="Times New Roman" w:hAnsi="Times New Roman"/>
-          <w:sz w:val="28"/>
+          <w:b/>
         </w:rPr>
-        <w:t>Правильный ответ под номером: D</w:t>
+        <w:t>Правильный ответ под номером: B</w:t>
       </w:r>
     </w:p>
     <w:sectPr>
-      <w:pgSz w:w="11906" w:h="16838"/>
-      <w:pgMar w:top="1134" w:right="850" w:bottom="1134" w:left="1134" w:header="720" w:footer="720" w:gutter="0"/>
+      <w:pgSz w:w="12240" w:h="15840"/>
+      <w:pgMar w:top="1440" w:right="1800" w:bottom="1440" w:left="1800" w:header="720" w:footer="720" w:gutter="0"/>
       <w:cols w:space="720"/>
       <w:docGrid w:linePitch="360"/>
     </w:sectPr>
@@ -2125,12 +1563,9 @@
     <w:name w:val="Normal"/>
     <w:qFormat/>
     <w:rsid w:val="00FC693F"/>
-    <w:pPr>
-      <w:spacing w:line="240" w:lineRule="auto"/>
-    </w:pPr>
     <w:rPr>
       <w:rFonts w:ascii="Times New Roman" w:hAnsi="Times New Roman"/>
-      <w:sz w:val="28"/>
+      <w:sz w:val="24"/>
     </w:rPr>
   </w:style>
   <w:style w:type="paragraph" w:styleId="Header">
@@ -2550,14 +1985,9 @@
     <w:qFormat/>
     <w:rsid w:val="00FC693F"/>
     <w:pPr>
-      <w:spacing w:line="240" w:lineRule="auto"/>
       <w:ind w:left="720"/>
       <w:contextualSpacing/>
     </w:pPr>
-    <w:rPr>
-      <w:rFonts w:ascii="Times New Roman" w:hAnsi="Times New Roman"/>
-      <w:sz w:val="28"/>
-    </w:rPr>
   </w:style>
   <w:style w:type="paragraph" w:styleId="BodyText">
     <w:name w:val="Body Text"/>

--- a/Оператор автоматических и полуавтоматических станков и линий станков/профессиональной подготовки 15474 Оператор станков/103. ПО_П_ФОС_Оператор станков_2-3_разр ОП.0.0.docx
+++ b/Оператор автоматических и полуавтоматических станков и линий станков/профессиональной подготовки 15474 Оператор станков/103. ПО_П_ФОС_Оператор станков_2-3_разр ОП.0.0.docx
@@ -20,12 +20,8 @@
     <w:p>
       <w:pPr>
         <w:spacing w:after="0" w:before="0"/>
-        <w:jc w:val="center"/>
       </w:pPr>
       <w:r>
-        <w:rPr>
-          <w:b/>
-        </w:rPr>
         <w:t>Приложение 4.1</w:t>
       </w:r>
     </w:p>
@@ -52,36 +48,24 @@
     <w:p>
       <w:pPr>
         <w:spacing w:after="0" w:before="0"/>
-        <w:jc w:val="center"/>
       </w:pPr>
       <w:r>
-        <w:rPr>
-          <w:b/>
-        </w:rPr>
         <w:t>по основной программе профессионального обучения</w:t>
       </w:r>
     </w:p>
     <w:p>
       <w:pPr>
         <w:spacing w:after="0" w:before="0"/>
-        <w:jc w:val="center"/>
       </w:pPr>
       <w:r>
-        <w:rPr>
-          <w:b/>
-        </w:rPr>
         <w:t>(профессиональной подготовки)</w:t>
       </w:r>
     </w:p>
     <w:p>
       <w:pPr>
         <w:spacing w:after="0" w:before="0"/>
-        <w:jc w:val="center"/>
       </w:pPr>
       <w:r>
-        <w:rPr>
-          <w:b/>
-        </w:rPr>
         <w:t>по профессии «Оператор автоматических и полуавтоматических станков и линий станков»</w:t>
       </w:r>
     </w:p>
@@ -92,7 +76,7 @@
     </w:p>
     <w:p>
       <w:pPr>
-        <w:spacing w:after="0" w:before="60"/>
+        <w:spacing w:after="0" w:before="40"/>
       </w:pPr>
       <w:r>
         <w:t>1. Какой локальный документ, разрабатываемый работодателем, устанавливает требования безопасности при выполнении конкретных работ?</w:t>
@@ -131,7 +115,7 @@
         <w:ind w:left="567"/>
       </w:pPr>
       <w:r>
-        <w:t>D) График ежегодных отпусков работников.</w:t>
+        <w:t>D) График ежегодных отпусков работников;</w:t>
       </w:r>
     </w:p>
     <w:p>
@@ -147,7 +131,7 @@
     </w:p>
     <w:p>
       <w:pPr>
-        <w:spacing w:after="0" w:before="60"/>
+        <w:spacing w:after="0" w:before="40"/>
       </w:pPr>
       <w:r>
         <w:t>2. Какие средства индивидуальной защиты должны применяться при работе на металлорежущих станках?</w:t>
@@ -186,7 +170,7 @@
         <w:ind w:left="567"/>
       </w:pPr>
       <w:r>
-        <w:t>D) Беруши и хлопчатобумажные перчатки.</w:t>
+        <w:t>D) Беруши и хлопчатобумажные перчатки;</w:t>
       </w:r>
     </w:p>
     <w:p>
@@ -202,7 +186,7 @@
     </w:p>
     <w:p>
       <w:pPr>
-        <w:spacing w:after="0" w:before="60"/>
+        <w:spacing w:after="0" w:before="40"/>
       </w:pPr>
       <w:r>
         <w:t>3. Какой огнетушитель допускается применять для тушения пожаров в электроустановках напряжением до 1000 В?</w:t>
@@ -241,7 +225,7 @@
         <w:ind w:left="567"/>
       </w:pPr>
       <w:r>
-        <w:t>D) Углекислотный.</w:t>
+        <w:t>D) Углекислотный;</w:t>
       </w:r>
     </w:p>
     <w:p>
@@ -257,7 +241,7 @@
     </w:p>
     <w:p>
       <w:pPr>
-        <w:spacing w:after="0" w:before="60"/>
+        <w:spacing w:after="0" w:before="40"/>
       </w:pPr>
       <w:r>
         <w:t>4. Что необходимо выполнить перед началом работы на станке?</w:t>
@@ -278,7 +262,7 @@
         <w:ind w:left="567"/>
       </w:pPr>
       <w:r>
-        <w:t>B) Осмотреть станок и проверить защитные устройства;</w:t>
+        <w:t>B) Протереть оборудование влажной тканью;</w:t>
       </w:r>
     </w:p>
     <w:p>
@@ -296,7 +280,117 @@
         <w:ind w:left="567"/>
       </w:pPr>
       <w:r>
-        <w:t>D) Протереть оборудование влажной тканью.</w:t>
+        <w:t>D) Осмотреть станок и проверить защитные устройства;</w:t>
+      </w:r>
+    </w:p>
+    <w:p>
+      <w:pPr>
+        <w:spacing w:after="80" w:before="0"/>
+      </w:pPr>
+      <w:r>
+        <w:rPr>
+          <w:b/>
+        </w:rPr>
+        <w:t>Правильный ответ под номером: D</w:t>
+      </w:r>
+    </w:p>
+    <w:p>
+      <w:pPr>
+        <w:spacing w:after="0" w:before="40"/>
+      </w:pPr>
+      <w:r>
+        <w:t>5. Какой масштаб используется для изображения детали на чертеже в натуральную величину?</w:t>
+      </w:r>
+    </w:p>
+    <w:p>
+      <w:pPr>
+        <w:spacing w:after="0" w:before="0"/>
+        <w:ind w:left="567"/>
+      </w:pPr>
+      <w:r>
+        <w:t>A) 1:2;</w:t>
+      </w:r>
+    </w:p>
+    <w:p>
+      <w:pPr>
+        <w:spacing w:after="0" w:before="0"/>
+        <w:ind w:left="567"/>
+      </w:pPr>
+      <w:r>
+        <w:t>B) 2:1;</w:t>
+      </w:r>
+    </w:p>
+    <w:p>
+      <w:pPr>
+        <w:spacing w:after="0" w:before="0"/>
+        <w:ind w:left="567"/>
+      </w:pPr>
+      <w:r>
+        <w:t>C) 5:1;</w:t>
+      </w:r>
+    </w:p>
+    <w:p>
+      <w:pPr>
+        <w:spacing w:after="0" w:before="0"/>
+        <w:ind w:left="567"/>
+      </w:pPr>
+      <w:r>
+        <w:t>D) 1:1;</w:t>
+      </w:r>
+    </w:p>
+    <w:p>
+      <w:pPr>
+        <w:spacing w:after="80" w:before="0"/>
+      </w:pPr>
+      <w:r>
+        <w:rPr>
+          <w:b/>
+        </w:rPr>
+        <w:t>Правильный ответ под номером: D</w:t>
+      </w:r>
+    </w:p>
+    <w:p>
+      <w:pPr>
+        <w:spacing w:after="0" w:before="40"/>
+      </w:pPr>
+      <w:r>
+        <w:t>6. Какой тип линии на чертеже обозначает невидимый контур детали?</w:t>
+      </w:r>
+    </w:p>
+    <w:p>
+      <w:pPr>
+        <w:spacing w:after="0" w:before="0"/>
+        <w:ind w:left="567"/>
+      </w:pPr>
+      <w:r>
+        <w:t>A) Сплошная толстая;</w:t>
+      </w:r>
+    </w:p>
+    <w:p>
+      <w:pPr>
+        <w:spacing w:after="0" w:before="0"/>
+        <w:ind w:left="567"/>
+      </w:pPr>
+      <w:r>
+        <w:t>B) Штриховая;</w:t>
+      </w:r>
+    </w:p>
+    <w:p>
+      <w:pPr>
+        <w:spacing w:after="0" w:before="0"/>
+        <w:ind w:left="567"/>
+      </w:pPr>
+      <w:r>
+        <w:t>C) Штрихпунктирная;</w:t>
+      </w:r>
+    </w:p>
+    <w:p>
+      <w:pPr>
+        <w:spacing w:after="0" w:before="0"/>
+        <w:ind w:left="567"/>
+      </w:pPr>
+      <w:r>
+        <w:t>D) Волнистая;</w:t>
       </w:r>
     </w:p>
     <w:p>
@@ -312,10 +406,10 @@
     </w:p>
     <w:p>
       <w:pPr>
-        <w:spacing w:after="0" w:before="60"/>
+        <w:spacing w:after="0" w:before="40"/>
       </w:pPr>
       <w:r>
-        <w:t>5. Какой масштаб используется для изображения детали на чертеже в натуральную величину?</w:t>
+        <w:t>7. Какой вид чертежа содержит информацию для изготовления и контроля изделия?</w:t>
       </w:r>
     </w:p>
     <w:p>
@@ -324,7 +418,7 @@
         <w:ind w:left="567"/>
       </w:pPr>
       <w:r>
-        <w:t>A) 1:2;</w:t>
+        <w:t>A) Сборочный;</w:t>
       </w:r>
     </w:p>
     <w:p>
@@ -333,7 +427,7 @@
         <w:ind w:left="567"/>
       </w:pPr>
       <w:r>
-        <w:t>B) 2:1;</w:t>
+        <w:t>B) Габаритный;</w:t>
       </w:r>
     </w:p>
     <w:p>
@@ -342,7 +436,7 @@
         <w:ind w:left="567"/>
       </w:pPr>
       <w:r>
-        <w:t>C) 5:1;</w:t>
+        <w:t>C) Кинематическая схема;</w:t>
       </w:r>
     </w:p>
     <w:p>
@@ -351,7 +445,7 @@
         <w:ind w:left="567"/>
       </w:pPr>
       <w:r>
-        <w:t>D) 1:1.</w:t>
+        <w:t>D) Рабочий чертёж детали;</w:t>
       </w:r>
     </w:p>
     <w:p>
@@ -367,10 +461,10 @@
     </w:p>
     <w:p>
       <w:pPr>
-        <w:spacing w:after="0" w:before="60"/>
+        <w:spacing w:after="0" w:before="40"/>
       </w:pPr>
       <w:r>
-        <w:t>6. Какой тип линии на чертеже обозначает невидимый контур детали?</w:t>
+        <w:t>8. Какой металл является основным компонентом стали?</w:t>
       </w:r>
     </w:p>
     <w:p>
@@ -379,7 +473,7 @@
         <w:ind w:left="567"/>
       </w:pPr>
       <w:r>
-        <w:t>A) Сплошная толстая;</w:t>
+        <w:t>A) Медь;</w:t>
       </w:r>
     </w:p>
     <w:p>
@@ -388,7 +482,7 @@
         <w:ind w:left="567"/>
       </w:pPr>
       <w:r>
-        <w:t>B) Штриховая;</w:t>
+        <w:t>B) Алюминий;</w:t>
       </w:r>
     </w:p>
     <w:p>
@@ -397,7 +491,7 @@
         <w:ind w:left="567"/>
       </w:pPr>
       <w:r>
-        <w:t>C) Штрихпунктирная;</w:t>
+        <w:t>C) Цинк;</w:t>
       </w:r>
     </w:p>
     <w:p>
@@ -406,7 +500,62 @@
         <w:ind w:left="567"/>
       </w:pPr>
       <w:r>
-        <w:t>D) Волнистая.</w:t>
+        <w:t>D) Железо;</w:t>
+      </w:r>
+    </w:p>
+    <w:p>
+      <w:pPr>
+        <w:spacing w:after="80" w:before="0"/>
+      </w:pPr>
+      <w:r>
+        <w:rPr>
+          <w:b/>
+        </w:rPr>
+        <w:t>Правильный ответ под номером: D</w:t>
+      </w:r>
+    </w:p>
+    <w:p>
+      <w:pPr>
+        <w:spacing w:after="0" w:before="40"/>
+      </w:pPr>
+      <w:r>
+        <w:t>9. Что такое твёрдость материала?</w:t>
+      </w:r>
+    </w:p>
+    <w:p>
+      <w:pPr>
+        <w:spacing w:after="0" w:before="0"/>
+        <w:ind w:left="567"/>
+      </w:pPr>
+      <w:r>
+        <w:t>A) Способность материала выдерживать растяжение;</w:t>
+      </w:r>
+    </w:p>
+    <w:p>
+      <w:pPr>
+        <w:spacing w:after="0" w:before="0"/>
+        <w:ind w:left="567"/>
+      </w:pPr>
+      <w:r>
+        <w:t>B) Способность материала сопротивляться проникновению в него другого тела;</w:t>
+      </w:r>
+    </w:p>
+    <w:p>
+      <w:pPr>
+        <w:spacing w:after="0" w:before="0"/>
+        <w:ind w:left="567"/>
+      </w:pPr>
+      <w:r>
+        <w:t>C) Способность материала восстанавливать форму после деформации;</w:t>
+      </w:r>
+    </w:p>
+    <w:p>
+      <w:pPr>
+        <w:spacing w:after="0" w:before="0"/>
+        <w:ind w:left="567"/>
+      </w:pPr>
+      <w:r>
+        <w:t>D) Способность материала проводить тепло;</w:t>
       </w:r>
     </w:p>
     <w:p>
@@ -422,10 +571,10 @@
     </w:p>
     <w:p>
       <w:pPr>
-        <w:spacing w:after="0" w:before="60"/>
+        <w:spacing w:after="0" w:before="40"/>
       </w:pPr>
       <w:r>
-        <w:t>7. Какой вид чертежа содержит информацию для изготовления и контроля изделия?</w:t>
+        <w:t>10. Какая марка стали обозначает углеродистую конструкционную сталь обычного качества?</w:t>
       </w:r>
     </w:p>
     <w:p>
@@ -434,7 +583,7 @@
         <w:ind w:left="567"/>
       </w:pPr>
       <w:r>
-        <w:t>A) Сборочный;</w:t>
+        <w:t>A) У8;</w:t>
       </w:r>
     </w:p>
     <w:p>
@@ -443,7 +592,7 @@
         <w:ind w:left="567"/>
       </w:pPr>
       <w:r>
-        <w:t>B) Габаритный;</w:t>
+        <w:t>B) Ст3;</w:t>
       </w:r>
     </w:p>
     <w:p>
@@ -452,7 +601,7 @@
         <w:ind w:left="567"/>
       </w:pPr>
       <w:r>
-        <w:t>C) Кинематическая схема;</w:t>
+        <w:t>C) 45;</w:t>
       </w:r>
     </w:p>
     <w:p>
@@ -461,117 +610,7 @@
         <w:ind w:left="567"/>
       </w:pPr>
       <w:r>
-        <w:t>D) Рабочий чертёж детали.</w:t>
-      </w:r>
-    </w:p>
-    <w:p>
-      <w:pPr>
-        <w:spacing w:after="80" w:before="0"/>
-      </w:pPr>
-      <w:r>
-        <w:rPr>
-          <w:b/>
-        </w:rPr>
-        <w:t>Правильный ответ под номером: D</w:t>
-      </w:r>
-    </w:p>
-    <w:p>
-      <w:pPr>
-        <w:spacing w:after="0" w:before="60"/>
-      </w:pPr>
-      <w:r>
-        <w:t>8. Какой металл является основным компонентом стали?</w:t>
-      </w:r>
-    </w:p>
-    <w:p>
-      <w:pPr>
-        <w:spacing w:after="0" w:before="0"/>
-        <w:ind w:left="567"/>
-      </w:pPr>
-      <w:r>
-        <w:t>A) Медь;</w:t>
-      </w:r>
-    </w:p>
-    <w:p>
-      <w:pPr>
-        <w:spacing w:after="0" w:before="0"/>
-        <w:ind w:left="567"/>
-      </w:pPr>
-      <w:r>
-        <w:t>B) Алюминий;</w:t>
-      </w:r>
-    </w:p>
-    <w:p>
-      <w:pPr>
-        <w:spacing w:after="0" w:before="0"/>
-        <w:ind w:left="567"/>
-      </w:pPr>
-      <w:r>
-        <w:t>C) Цинк;</w:t>
-      </w:r>
-    </w:p>
-    <w:p>
-      <w:pPr>
-        <w:spacing w:after="0" w:before="0"/>
-        <w:ind w:left="567"/>
-      </w:pPr>
-      <w:r>
-        <w:t>D) Железо.</w:t>
-      </w:r>
-    </w:p>
-    <w:p>
-      <w:pPr>
-        <w:spacing w:after="80" w:before="0"/>
-      </w:pPr>
-      <w:r>
-        <w:rPr>
-          <w:b/>
-        </w:rPr>
-        <w:t>Правильный ответ под номером: D</w:t>
-      </w:r>
-    </w:p>
-    <w:p>
-      <w:pPr>
-        <w:spacing w:after="0" w:before="60"/>
-      </w:pPr>
-      <w:r>
-        <w:t>9. Что такое твёрдость материала?</w:t>
-      </w:r>
-    </w:p>
-    <w:p>
-      <w:pPr>
-        <w:spacing w:after="0" w:before="0"/>
-        <w:ind w:left="567"/>
-      </w:pPr>
-      <w:r>
-        <w:t>A) Способность материала выдерживать растяжение;</w:t>
-      </w:r>
-    </w:p>
-    <w:p>
-      <w:pPr>
-        <w:spacing w:after="0" w:before="0"/>
-        <w:ind w:left="567"/>
-      </w:pPr>
-      <w:r>
-        <w:t>B) Способность материала сопротивляться проникновению в него другого тела;</w:t>
-      </w:r>
-    </w:p>
-    <w:p>
-      <w:pPr>
-        <w:spacing w:after="0" w:before="0"/>
-        <w:ind w:left="567"/>
-      </w:pPr>
-      <w:r>
-        <w:t>C) Способность материала восстанавливать форму после деформации;</w:t>
-      </w:r>
-    </w:p>
-    <w:p>
-      <w:pPr>
-        <w:spacing w:after="0" w:before="0"/>
-        <w:ind w:left="567"/>
-      </w:pPr>
-      <w:r>
-        <w:t>D) Способность материала проводить тепло.</w:t>
+        <w:t>D) Р6М5;</w:t>
       </w:r>
     </w:p>
     <w:p>
@@ -587,10 +626,10 @@
     </w:p>
     <w:p>
       <w:pPr>
-        <w:spacing w:after="0" w:before="60"/>
+        <w:spacing w:after="0" w:before="40"/>
       </w:pPr>
       <w:r>
-        <w:t>10. Какая марка стали обозначает углеродистую конструкционную сталь обычного качества?</w:t>
+        <w:t>11. Какая механическая передача использует гибкую связь между валами для передачи вращения?</w:t>
       </w:r>
     </w:p>
     <w:p>
@@ -599,7 +638,7 @@
         <w:ind w:left="567"/>
       </w:pPr>
       <w:r>
-        <w:t>A) У8;</w:t>
+        <w:t>A) Ремённая передача;</w:t>
       </w:r>
     </w:p>
     <w:p>
@@ -608,7 +647,7 @@
         <w:ind w:left="567"/>
       </w:pPr>
       <w:r>
-        <w:t>B) Ст3;</w:t>
+        <w:t>B) Зубчатая передача;</w:t>
       </w:r>
     </w:p>
     <w:p>
@@ -617,7 +656,7 @@
         <w:ind w:left="567"/>
       </w:pPr>
       <w:r>
-        <w:t>C) 45;</w:t>
+        <w:t>C) Червячная передача;</w:t>
       </w:r>
     </w:p>
     <w:p>
@@ -626,7 +665,62 @@
         <w:ind w:left="567"/>
       </w:pPr>
       <w:r>
-        <w:t>D) Р6М5.</w:t>
+        <w:t>D) Винтовая передача;</w:t>
+      </w:r>
+    </w:p>
+    <w:p>
+      <w:pPr>
+        <w:spacing w:after="80" w:before="0"/>
+      </w:pPr>
+      <w:r>
+        <w:rPr>
+          <w:b/>
+        </w:rPr>
+        <w:t>Правильный ответ под номером: A</w:t>
+      </w:r>
+    </w:p>
+    <w:p>
+      <w:pPr>
+        <w:spacing w:after="0" w:before="40"/>
+      </w:pPr>
+      <w:r>
+        <w:t>12. Что характеризует произведение силы на плечо?</w:t>
+      </w:r>
+    </w:p>
+    <w:p>
+      <w:pPr>
+        <w:spacing w:after="0" w:before="0"/>
+        <w:ind w:left="567"/>
+      </w:pPr>
+      <w:r>
+        <w:t>A) Скорость движения;</w:t>
+      </w:r>
+    </w:p>
+    <w:p>
+      <w:pPr>
+        <w:spacing w:after="0" w:before="0"/>
+        <w:ind w:left="567"/>
+      </w:pPr>
+      <w:r>
+        <w:t>B) Крутящий момент;</w:t>
+      </w:r>
+    </w:p>
+    <w:p>
+      <w:pPr>
+        <w:spacing w:after="0" w:before="0"/>
+        <w:ind w:left="567"/>
+      </w:pPr>
+      <w:r>
+        <w:t>C) Массу детали;</w:t>
+      </w:r>
+    </w:p>
+    <w:p>
+      <w:pPr>
+        <w:spacing w:after="0" w:before="0"/>
+        <w:ind w:left="567"/>
+      </w:pPr>
+      <w:r>
+        <w:t>D) Температуру нагрева;</w:t>
       </w:r>
     </w:p>
     <w:p>
@@ -642,10 +736,10 @@
     </w:p>
     <w:p>
       <w:pPr>
-        <w:spacing w:after="0" w:before="60"/>
+        <w:spacing w:after="0" w:before="40"/>
       </w:pPr>
       <w:r>
-        <w:t>11. Какая механическая передача использует гибкую связь между валами для передачи вращения?</w:t>
+        <w:t>13. Какой тип подшипника воспринимает только осевую нагрузку и не воспринимает радиальную?</w:t>
       </w:r>
     </w:p>
     <w:p>
@@ -654,7 +748,7 @@
         <w:ind w:left="567"/>
       </w:pPr>
       <w:r>
-        <w:t>A) Ремённая передача;</w:t>
+        <w:t>A) Радиальный шариковый;</w:t>
       </w:r>
     </w:p>
     <w:p>
@@ -663,7 +757,7 @@
         <w:ind w:left="567"/>
       </w:pPr>
       <w:r>
-        <w:t>B) Зубчатая передача;</w:t>
+        <w:t>B) Радиально-упорный;</w:t>
       </w:r>
     </w:p>
     <w:p>
@@ -672,7 +766,7 @@
         <w:ind w:left="567"/>
       </w:pPr>
       <w:r>
-        <w:t>C) Червячная передача;</w:t>
+        <w:t>C) Упорный;</w:t>
       </w:r>
     </w:p>
     <w:p>
@@ -681,7 +775,62 @@
         <w:ind w:left="567"/>
       </w:pPr>
       <w:r>
-        <w:t>D) Винтовая передача.</w:t>
+        <w:t>D) Сферический;</w:t>
+      </w:r>
+    </w:p>
+    <w:p>
+      <w:pPr>
+        <w:spacing w:after="80" w:before="0"/>
+      </w:pPr>
+      <w:r>
+        <w:rPr>
+          <w:b/>
+        </w:rPr>
+        <w:t>Правильный ответ под номером: C</w:t>
+      </w:r>
+    </w:p>
+    <w:p>
+      <w:pPr>
+        <w:spacing w:after="0" w:before="40"/>
+      </w:pPr>
+      <w:r>
+        <w:t>14. Что представляет собой допуск размера по ГОСТ 25346-2013?</w:t>
+      </w:r>
+    </w:p>
+    <w:p>
+      <w:pPr>
+        <w:spacing w:after="0" w:before="0"/>
+        <w:ind w:left="567"/>
+      </w:pPr>
+      <w:r>
+        <w:t>A) Разность между верхним и нижним отклонениями;</w:t>
+      </w:r>
+    </w:p>
+    <w:p>
+      <w:pPr>
+        <w:spacing w:after="0" w:before="0"/>
+        <w:ind w:left="567"/>
+      </w:pPr>
+      <w:r>
+        <w:t>B) Расстояние между станками в цеху;</w:t>
+      </w:r>
+    </w:p>
+    <w:p>
+      <w:pPr>
+        <w:spacing w:after="0" w:before="0"/>
+        <w:ind w:left="567"/>
+      </w:pPr>
+      <w:r>
+        <w:t>C) Номинальный размер детали;</w:t>
+      </w:r>
+    </w:p>
+    <w:p>
+      <w:pPr>
+        <w:spacing w:after="0" w:before="0"/>
+        <w:ind w:left="567"/>
+      </w:pPr>
+      <w:r>
+        <w:t>D) Максимальная температура обработки;</w:t>
       </w:r>
     </w:p>
     <w:p>
@@ -697,10 +846,10 @@
     </w:p>
     <w:p>
       <w:pPr>
-        <w:spacing w:after="0" w:before="60"/>
+        <w:spacing w:after="0" w:before="40"/>
       </w:pPr>
       <w:r>
-        <w:t>12. Что характеризует произведение силы на плечо?</w:t>
+        <w:t>15. Какой измерительный инструмент применяется для контроля наружных размеров с точностью 0,01 мм?</w:t>
       </w:r>
     </w:p>
     <w:p>
@@ -709,7 +858,7 @@
         <w:ind w:left="567"/>
       </w:pPr>
       <w:r>
-        <w:t>A) Скорость движения;</w:t>
+        <w:t>A) Линейка металлическая;</w:t>
       </w:r>
     </w:p>
     <w:p>
@@ -718,7 +867,7 @@
         <w:ind w:left="567"/>
       </w:pPr>
       <w:r>
-        <w:t>B) Крутящий момент;</w:t>
+        <w:t>B) Штангенциркуль ШЦ-I;</w:t>
       </w:r>
     </w:p>
     <w:p>
@@ -727,7 +876,7 @@
         <w:ind w:left="567"/>
       </w:pPr>
       <w:r>
-        <w:t>C) Массу детали;</w:t>
+        <w:t>C) Микрометр гладкий;</w:t>
       </w:r>
     </w:p>
     <w:p>
@@ -736,62 +885,7 @@
         <w:ind w:left="567"/>
       </w:pPr>
       <w:r>
-        <w:t>D) Температуру нагрева.</w:t>
-      </w:r>
-    </w:p>
-    <w:p>
-      <w:pPr>
-        <w:spacing w:after="80" w:before="0"/>
-      </w:pPr>
-      <w:r>
-        <w:rPr>
-          <w:b/>
-        </w:rPr>
-        <w:t>Правильный ответ под номером: B</w:t>
-      </w:r>
-    </w:p>
-    <w:p>
-      <w:pPr>
-        <w:spacing w:after="0" w:before="60"/>
-      </w:pPr>
-      <w:r>
-        <w:t>13. Какой тип подшипника воспринимает только осевую нагрузку и не воспринимает радиальную?</w:t>
-      </w:r>
-    </w:p>
-    <w:p>
-      <w:pPr>
-        <w:spacing w:after="0" w:before="0"/>
-        <w:ind w:left="567"/>
-      </w:pPr>
-      <w:r>
-        <w:t>A) Радиальный шариковый;</w:t>
-      </w:r>
-    </w:p>
-    <w:p>
-      <w:pPr>
-        <w:spacing w:after="0" w:before="0"/>
-        <w:ind w:left="567"/>
-      </w:pPr>
-      <w:r>
-        <w:t>B) Радиально-упорный;</w:t>
-      </w:r>
-    </w:p>
-    <w:p>
-      <w:pPr>
-        <w:spacing w:after="0" w:before="0"/>
-        <w:ind w:left="567"/>
-      </w:pPr>
-      <w:r>
-        <w:t>C) Упорный;</w:t>
-      </w:r>
-    </w:p>
-    <w:p>
-      <w:pPr>
-        <w:spacing w:after="0" w:before="0"/>
-        <w:ind w:left="567"/>
-      </w:pPr>
-      <w:r>
-        <w:t>D) Сферический.</w:t>
+        <w:t>D) Угломер;</w:t>
       </w:r>
     </w:p>
     <w:p>
@@ -807,10 +901,10 @@
     </w:p>
     <w:p>
       <w:pPr>
-        <w:spacing w:after="0" w:before="60"/>
+        <w:spacing w:after="0" w:before="40"/>
       </w:pPr>
       <w:r>
-        <w:t>14. Что представляет собой допуск размера по ГОСТ 25346-2013?</w:t>
+        <w:t>16. Какая посадка характеризуется тем, что диаметр вала превышает диаметр отверстия до сборки?</w:t>
       </w:r>
     </w:p>
     <w:p>
@@ -819,7 +913,7 @@
         <w:ind w:left="567"/>
       </w:pPr>
       <w:r>
-        <w:t>A) Разность между верхним и нижним отклонениями;</w:t>
+        <w:t>A) Скользящая;</w:t>
       </w:r>
     </w:p>
     <w:p>
@@ -828,7 +922,7 @@
         <w:ind w:left="567"/>
       </w:pPr>
       <w:r>
-        <w:t>B) Расстояние между станками в цеху;</w:t>
+        <w:t>B) Переходная;</w:t>
       </w:r>
     </w:p>
     <w:p>
@@ -837,7 +931,7 @@
         <w:ind w:left="567"/>
       </w:pPr>
       <w:r>
-        <w:t>C) Номинальный размер детали;</w:t>
+        <w:t>C) С натягом;</w:t>
       </w:r>
     </w:p>
     <w:p>
@@ -846,7 +940,117 @@
         <w:ind w:left="567"/>
       </w:pPr>
       <w:r>
-        <w:t>D) Максимальная температура обработки.</w:t>
+        <w:t>D) Свободная;</w:t>
+      </w:r>
+    </w:p>
+    <w:p>
+      <w:pPr>
+        <w:spacing w:after="80" w:before="0"/>
+      </w:pPr>
+      <w:r>
+        <w:rPr>
+          <w:b/>
+        </w:rPr>
+        <w:t>Правильный ответ под номером: C</w:t>
+      </w:r>
+    </w:p>
+    <w:p>
+      <w:pPr>
+        <w:spacing w:after="0" w:before="40"/>
+      </w:pPr>
+      <w:r>
+        <w:t>17. Какой вид обработки относится к лезвийной обработке наружных поверхностей вращения?</w:t>
+      </w:r>
+    </w:p>
+    <w:p>
+      <w:pPr>
+        <w:spacing w:after="0" w:before="0"/>
+        <w:ind w:left="567"/>
+      </w:pPr>
+      <w:r>
+        <w:t>A) Литьё;</w:t>
+      </w:r>
+    </w:p>
+    <w:p>
+      <w:pPr>
+        <w:spacing w:after="0" w:before="0"/>
+        <w:ind w:left="567"/>
+      </w:pPr>
+      <w:r>
+        <w:t>B) Штамповка;</w:t>
+      </w:r>
+    </w:p>
+    <w:p>
+      <w:pPr>
+        <w:spacing w:after="0" w:before="0"/>
+        <w:ind w:left="567"/>
+      </w:pPr>
+      <w:r>
+        <w:t>C) Точение;</w:t>
+      </w:r>
+    </w:p>
+    <w:p>
+      <w:pPr>
+        <w:spacing w:after="0" w:before="0"/>
+        <w:ind w:left="567"/>
+      </w:pPr>
+      <w:r>
+        <w:t>D) Сварка;</w:t>
+      </w:r>
+    </w:p>
+    <w:p>
+      <w:pPr>
+        <w:spacing w:after="80" w:before="0"/>
+      </w:pPr>
+      <w:r>
+        <w:rPr>
+          <w:b/>
+        </w:rPr>
+        <w:t>Правильный ответ под номером: C</w:t>
+      </w:r>
+    </w:p>
+    <w:p>
+      <w:pPr>
+        <w:spacing w:after="0" w:before="40"/>
+      </w:pPr>
+      <w:r>
+        <w:t>18. Как называется слой материала, который необходимо удалить с поверхности заготовки для получения готовой детали?</w:t>
+      </w:r>
+    </w:p>
+    <w:p>
+      <w:pPr>
+        <w:spacing w:after="0" w:before="0"/>
+        <w:ind w:left="567"/>
+      </w:pPr>
+      <w:r>
+        <w:t>A) Припуск;</w:t>
+      </w:r>
+    </w:p>
+    <w:p>
+      <w:pPr>
+        <w:spacing w:after="0" w:before="0"/>
+        <w:ind w:left="567"/>
+      </w:pPr>
+      <w:r>
+        <w:t>B) Допуск;</w:t>
+      </w:r>
+    </w:p>
+    <w:p>
+      <w:pPr>
+        <w:spacing w:after="0" w:before="0"/>
+        <w:ind w:left="567"/>
+      </w:pPr>
+      <w:r>
+        <w:t>C) Шероховатость;</w:t>
+      </w:r>
+    </w:p>
+    <w:p>
+      <w:pPr>
+        <w:spacing w:after="0" w:before="0"/>
+        <w:ind w:left="567"/>
+      </w:pPr>
+      <w:r>
+        <w:t>D) Квалитет;</w:t>
       </w:r>
     </w:p>
     <w:p>
@@ -862,10 +1066,10 @@
     </w:p>
     <w:p>
       <w:pPr>
-        <w:spacing w:after="0" w:before="60"/>
+        <w:spacing w:after="0" w:before="40"/>
       </w:pPr>
       <w:r>
-        <w:t>15. Какой измерительный инструмент применяется для контроля наружных размеров с точностью 0,01 мм?</w:t>
+        <w:t>19. Какой метод обработки обеспечивает наивысшую точность и чистоту поверхности?</w:t>
       </w:r>
     </w:p>
     <w:p>
@@ -874,7 +1078,7 @@
         <w:ind w:left="567"/>
       </w:pPr>
       <w:r>
-        <w:t>A) Линейка металлическая;</w:t>
+        <w:t>A) Фрезерование;</w:t>
       </w:r>
     </w:p>
     <w:p>
@@ -883,7 +1087,7 @@
         <w:ind w:left="567"/>
       </w:pPr>
       <w:r>
-        <w:t>B) Штангенциркуль ШЦ-I;</w:t>
+        <w:t>B) Строгание;</w:t>
       </w:r>
     </w:p>
     <w:p>
@@ -892,7 +1096,7 @@
         <w:ind w:left="567"/>
       </w:pPr>
       <w:r>
-        <w:t>C) Микрометр гладкий;</w:t>
+        <w:t>C) Шлифование;</w:t>
       </w:r>
     </w:p>
     <w:p>
@@ -901,7 +1105,7 @@
         <w:ind w:left="567"/>
       </w:pPr>
       <w:r>
-        <w:t>D) Угломер.</w:t>
+        <w:t>D) Сверление;</w:t>
       </w:r>
     </w:p>
     <w:p>
@@ -917,227 +1121,7 @@
     </w:p>
     <w:p>
       <w:pPr>
-        <w:spacing w:after="0" w:before="60"/>
-      </w:pPr>
-      <w:r>
-        <w:t>16. Какая посадка характеризуется тем, что диаметр вала превышает диаметр отверстия до сборки?</w:t>
-      </w:r>
-    </w:p>
-    <w:p>
-      <w:pPr>
-        <w:spacing w:after="0" w:before="0"/>
-        <w:ind w:left="567"/>
-      </w:pPr>
-      <w:r>
-        <w:t>A) Скользящая;</w:t>
-      </w:r>
-    </w:p>
-    <w:p>
-      <w:pPr>
-        <w:spacing w:after="0" w:before="0"/>
-        <w:ind w:left="567"/>
-      </w:pPr>
-      <w:r>
-        <w:t>B) Переходная;</w:t>
-      </w:r>
-    </w:p>
-    <w:p>
-      <w:pPr>
-        <w:spacing w:after="0" w:before="0"/>
-        <w:ind w:left="567"/>
-      </w:pPr>
-      <w:r>
-        <w:t>C) С натягом;</w:t>
-      </w:r>
-    </w:p>
-    <w:p>
-      <w:pPr>
-        <w:spacing w:after="0" w:before="0"/>
-        <w:ind w:left="567"/>
-      </w:pPr>
-      <w:r>
-        <w:t>D) Свободная.</w:t>
-      </w:r>
-    </w:p>
-    <w:p>
-      <w:pPr>
-        <w:spacing w:after="80" w:before="0"/>
-      </w:pPr>
-      <w:r>
-        <w:rPr>
-          <w:b/>
-        </w:rPr>
-        <w:t>Правильный ответ под номером: C</w:t>
-      </w:r>
-    </w:p>
-    <w:p>
-      <w:pPr>
-        <w:spacing w:after="0" w:before="60"/>
-      </w:pPr>
-      <w:r>
-        <w:t>17. Какой вид обработки относится к лезвийной обработке наружных поверхностей вращения?</w:t>
-      </w:r>
-    </w:p>
-    <w:p>
-      <w:pPr>
-        <w:spacing w:after="0" w:before="0"/>
-        <w:ind w:left="567"/>
-      </w:pPr>
-      <w:r>
-        <w:t>A) Литьё;</w:t>
-      </w:r>
-    </w:p>
-    <w:p>
-      <w:pPr>
-        <w:spacing w:after="0" w:before="0"/>
-        <w:ind w:left="567"/>
-      </w:pPr>
-      <w:r>
-        <w:t>B) Штамповка;</w:t>
-      </w:r>
-    </w:p>
-    <w:p>
-      <w:pPr>
-        <w:spacing w:after="0" w:before="0"/>
-        <w:ind w:left="567"/>
-      </w:pPr>
-      <w:r>
-        <w:t>C) Точение;</w:t>
-      </w:r>
-    </w:p>
-    <w:p>
-      <w:pPr>
-        <w:spacing w:after="0" w:before="0"/>
-        <w:ind w:left="567"/>
-      </w:pPr>
-      <w:r>
-        <w:t>D) Сварка.</w:t>
-      </w:r>
-    </w:p>
-    <w:p>
-      <w:pPr>
-        <w:spacing w:after="80" w:before="0"/>
-      </w:pPr>
-      <w:r>
-        <w:rPr>
-          <w:b/>
-        </w:rPr>
-        <w:t>Правильный ответ под номером: C</w:t>
-      </w:r>
-    </w:p>
-    <w:p>
-      <w:pPr>
-        <w:spacing w:after="0" w:before="60"/>
-      </w:pPr>
-      <w:r>
-        <w:t>18. Как называется слой материала, который необходимо удалить с поверхности заготовки для получения готовой детали?</w:t>
-      </w:r>
-    </w:p>
-    <w:p>
-      <w:pPr>
-        <w:spacing w:after="0" w:before="0"/>
-        <w:ind w:left="567"/>
-      </w:pPr>
-      <w:r>
-        <w:t>A) Припуск</w:t>
-      </w:r>
-    </w:p>
-    <w:p>
-      <w:pPr>
-        <w:spacing w:after="0" w:before="0"/>
-        <w:ind w:left="567"/>
-      </w:pPr>
-      <w:r>
-        <w:t>B) Допуск</w:t>
-      </w:r>
-    </w:p>
-    <w:p>
-      <w:pPr>
-        <w:spacing w:after="0" w:before="0"/>
-        <w:ind w:left="567"/>
-      </w:pPr>
-      <w:r>
-        <w:t>C) Шероховатость</w:t>
-      </w:r>
-    </w:p>
-    <w:p>
-      <w:pPr>
-        <w:spacing w:after="0" w:before="0"/>
-        <w:ind w:left="567"/>
-      </w:pPr>
-      <w:r>
-        <w:t>D) Квалитет</w:t>
-      </w:r>
-    </w:p>
-    <w:p>
-      <w:pPr>
-        <w:spacing w:after="80" w:before="0"/>
-      </w:pPr>
-      <w:r>
-        <w:rPr>
-          <w:b/>
-        </w:rPr>
-        <w:t>Правильный ответ под номером: A</w:t>
-      </w:r>
-    </w:p>
-    <w:p>
-      <w:pPr>
-        <w:spacing w:after="0" w:before="60"/>
-      </w:pPr>
-      <w:r>
-        <w:t>19. Какой метод обработки обеспечивает наивысшую точность и чистоту поверхности?</w:t>
-      </w:r>
-    </w:p>
-    <w:p>
-      <w:pPr>
-        <w:spacing w:after="0" w:before="0"/>
-        <w:ind w:left="567"/>
-      </w:pPr>
-      <w:r>
-        <w:t>A) Фрезерование;</w:t>
-      </w:r>
-    </w:p>
-    <w:p>
-      <w:pPr>
-        <w:spacing w:after="0" w:before="0"/>
-        <w:ind w:left="567"/>
-      </w:pPr>
-      <w:r>
-        <w:t>B) Строгание;</w:t>
-      </w:r>
-    </w:p>
-    <w:p>
-      <w:pPr>
-        <w:spacing w:after="0" w:before="0"/>
-        <w:ind w:left="567"/>
-      </w:pPr>
-      <w:r>
-        <w:t>C) Шлифование;</w:t>
-      </w:r>
-    </w:p>
-    <w:p>
-      <w:pPr>
-        <w:spacing w:after="0" w:before="0"/>
-        <w:ind w:left="567"/>
-      </w:pPr>
-      <w:r>
-        <w:t>D) Сверление.</w:t>
-      </w:r>
-    </w:p>
-    <w:p>
-      <w:pPr>
-        <w:spacing w:after="80" w:before="0"/>
-      </w:pPr>
-      <w:r>
-        <w:rPr>
-          <w:b/>
-        </w:rPr>
-        <w:t>Правильный ответ под номером: C</w:t>
-      </w:r>
-    </w:p>
-    <w:p>
-      <w:pPr>
-        <w:spacing w:after="0" w:before="60"/>
+        <w:spacing w:after="0" w:before="40"/>
       </w:pPr>
       <w:r>
         <w:t>20. Согласно п. 2.3 Приказа Минтруда России от 15.12.2020 № 903н, работники, использующие в работе ручные электрические машины, переносной электроинструмент и светильники, а также электротехнологический персонал, должны иметь группу по электробезопасности не ниже:</w:t>
@@ -1149,7 +1133,7 @@
         <w:ind w:left="567"/>
       </w:pPr>
       <w:r>
-        <w:t>A) I группы</w:t>
+        <w:t>A) I группы;</w:t>
       </w:r>
     </w:p>
     <w:p>
@@ -1158,7 +1142,7 @@
         <w:ind w:left="567"/>
       </w:pPr>
       <w:r>
-        <w:t>B) II группы</w:t>
+        <w:t>B) II группы;</w:t>
       </w:r>
     </w:p>
     <w:p>
@@ -1167,7 +1151,7 @@
         <w:ind w:left="567"/>
       </w:pPr>
       <w:r>
-        <w:t>C) III группы</w:t>
+        <w:t>C) III группы;</w:t>
       </w:r>
     </w:p>
     <w:p>
@@ -1176,7 +1160,7 @@
         <w:ind w:left="567"/>
       </w:pPr>
       <w:r>
-        <w:t>D) IV группы</w:t>
+        <w:t>D) IV группы;</w:t>
       </w:r>
     </w:p>
     <w:p>

--- a/Оператор автоматических и полуавтоматических станков и линий станков/профессиональной подготовки 15474 Оператор станков/103. ПО_П_ФОС_Оператор станков_2-3_разр ОП.0.0.docx
+++ b/Оператор автоматических и полуавтоматических станков и линий станков/профессиональной подготовки 15474 Оператор станков/103. ПО_П_ФОС_Оператор станков_2-3_разр ОП.0.0.docx
@@ -574,7 +574,7 @@
         <w:spacing w:after="0" w:before="40"/>
       </w:pPr>
       <w:r>
-        <w:t>10. Какая марка стали обозначает углеродистую конструкционную сталь обычного качества?</w:t>
+        <w:t>10. Какая марка стали обозначает углеродистую конструкционную сталь обыкновенного качества?</w:t>
       </w:r>
     </w:p>
     <w:p>
